--- a/documents/demo-scripts/13_Discovery_Agent_MCP.docx
+++ b/documents/demo-scripts/13_Discovery_Agent_MCP.docx
@@ -295,6 +295,136 @@
           <w:szCs w:val="21"/>
         </w:rPr>
         <w:t xml:space="preserve">The Discovery Agent proactively monitors data products for anomalies and alerts users before problems escalate. The MCP Server connects Qlik data to AI agents (Claude), enabling natural language queries that combine structured data with document intelligence. Together, they represent the AI-driven future of data analytics.</w:t>
+      </w:r>
+    </w:p>
+    <w:p>
+      <w:pPr>
+        <w:spacing w:after="120" w:before="280"/>
+      </w:pPr>
+      <w:r>
+        <w:rPr>
+          <w:rFonts w:ascii="Inter" w:cs="Inter" w:eastAsia="Inter" w:hAnsi="Inter"/>
+          <w:b/>
+          <w:bCs/>
+          <w:color w:val="006580"/>
+          <w:sz w:val="26"/>
+          <w:szCs w:val="26"/>
+        </w:rPr>
+        <w:t xml:space="preserve">Demo Methodology: Tell → Show → Tell</w:t>
+      </w:r>
+    </w:p>
+    <w:tbl>
+      <w:tblPr>
+        <w:tblW w:type="pct" w:w="100%"/>
+        <w:tblBorders>
+          <w:top w:val="single" w:color="auto" w:sz="4"/>
+          <w:left w:val="single" w:color="auto" w:sz="4"/>
+          <w:bottom w:val="single" w:color="auto" w:sz="4"/>
+          <w:right w:val="single" w:color="auto" w:sz="4"/>
+          <w:insideH w:val="single" w:color="auto" w:sz="4"/>
+          <w:insideV w:val="single" w:color="auto" w:sz="4"/>
+        </w:tblBorders>
+      </w:tblPr>
+      <w:tblGrid>
+        <w:gridCol w:w="100"/>
+        <w:gridCol w:w="100"/>
+      </w:tblGrid>
+      <w:tr>
+        <w:tc>
+          <w:tcPr>
+            <w:tcW w:type="pct" w:w="2%"/>
+            <w:tcBorders>
+              <w:top w:val="none"/>
+              <w:left w:val="none"/>
+              <w:bottom w:val="none"/>
+              <w:right w:val="none"/>
+            </w:tcBorders>
+            <w:shd w:color="19416C" w:val="solid"/>
+          </w:tcPr>
+          <w:p>
+            <w:pPr>
+              <w:spacing w:after="0"/>
+            </w:pPr>
+            <w:r>
+              <w:rPr>
+                <w:sz w:val="10"/>
+                <w:szCs w:val="10"/>
+              </w:rPr>
+              <w:t xml:space="preserve"> </w:t>
+            </w:r>
+          </w:p>
+        </w:tc>
+        <w:tc>
+          <w:tcPr>
+            <w:tcW w:type="pct" w:w="98%"/>
+            <w:shd w:color="E3EAF3" w:val="solid"/>
+            <w:tcMar>
+              <w:top w:type="dxa" w:w="60"/>
+              <w:left w:type="dxa" w:w="120"/>
+              <w:bottom w:type="dxa" w:w="60"/>
+              <w:right w:type="dxa" w:w="120"/>
+            </w:tcMar>
+          </w:tcPr>
+          <w:p>
+            <w:pPr>
+              <w:spacing w:after="40"/>
+            </w:pPr>
+            <w:r>
+              <w:rPr>
+                <w:rFonts w:ascii="Inter" w:cs="Inter" w:eastAsia="Inter" w:hAnsi="Inter"/>
+                <w:b/>
+                <w:bCs/>
+                <w:color w:val="19416C"/>
+                <w:sz w:val="18"/>
+                <w:szCs w:val="18"/>
+              </w:rPr>
+              <w:t xml:space="preserve">Limbic Opening  (Problem/Consequence)</w:t>
+            </w:r>
+          </w:p>
+          <w:p>
+            <w:pPr>
+              <w:spacing w:after="0"/>
+            </w:pPr>
+            <w:r>
+              <w:rPr>
+                <w:rFonts w:ascii="Inter" w:cs="Inter" w:eastAsia="Inter" w:hAnsi="Inter"/>
+                <w:i/>
+                <w:iCs/>
+                <w:color w:val="454659"/>
+                <w:sz w:val="20"/>
+                <w:szCs w:val="20"/>
+              </w:rPr>
+              <w:t xml:space="preserve">Everything we've shown so far requires a human to ask a question or look at a dashboard. But what if the data found you? What if an AI agent noticed that spoilage rates were climbing, correlated it with a fleet change, estimated the financial exposure, and alerted the right person — all before a single box of product spoiled? That's not future vision. That's what the Discovery Agent does today.</w:t>
+            </w:r>
+          </w:p>
+        </w:tc>
+      </w:tr>
+    </w:tbl>
+    <w:p>
+      <w:pPr>
+        <w:spacing w:after="80" w:before="80"/>
+      </w:pPr>
+      <w:r>
+        <w:rPr>
+          <w:rFonts w:ascii="Inter" w:cs="Inter" w:eastAsia="Inter" w:hAnsi="Inter"/>
+          <w:b/>
+          <w:bCs/>
+          <w:color w:val="10CFC9"/>
+          <w:sz w:val="20"/>
+          <w:szCs w:val="20"/>
+        </w:rPr>
+        <w:t xml:space="preserve">Ask the audience: </w:t>
+      </w:r>
+      <w:r>
+        <w:rPr>
+          <w:rFonts w:ascii="Inter" w:cs="Inter" w:eastAsia="Inter" w:hAnsi="Inter"/>
+          <w:i/>
+          <w:iCs/>
+          <w:color w:val="454659"/>
+          <w:sz w:val="20"/>
+          <w:szCs w:val="20"/>
+        </w:rPr>
+        <w:t xml:space="preserve">"What if your data could proactively find problems and tell you before anyone asks — how would that change your team's operating model?"</w:t>
       </w:r>
     </w:p>
     <w:p>
@@ -2232,6 +2362,155 @@
           <w:szCs w:val="4"/>
         </w:rPr>
         <w:t xml:space="preserve"/>
+      </w:r>
+    </w:p>
+    <w:tbl>
+      <w:tblPr>
+        <w:tblW w:type="pct" w:w="100%"/>
+        <w:tblBorders>
+          <w:top w:val="single" w:color="auto" w:sz="4"/>
+          <w:left w:val="single" w:color="auto" w:sz="4"/>
+          <w:bottom w:val="single" w:color="auto" w:sz="4"/>
+          <w:right w:val="single" w:color="auto" w:sz="4"/>
+          <w:insideH w:val="single" w:color="auto" w:sz="4"/>
+          <w:insideV w:val="single" w:color="auto" w:sz="4"/>
+        </w:tblBorders>
+      </w:tblPr>
+      <w:tblGrid>
+        <w:gridCol w:w="100"/>
+      </w:tblGrid>
+      <w:tr>
+        <w:tc>
+          <w:tcPr>
+            <w:tcW w:type="pct" w:w="100%"/>
+            <w:tcBorders>
+              <w:top w:val="single" w:color="009845" w:sz="1"/>
+              <w:left w:val="single" w:color="009845" w:sz="6"/>
+              <w:bottom w:val="single" w:color="009845" w:sz="1"/>
+              <w:right w:val="none"/>
+            </w:tcBorders>
+            <w:shd w:color="E0F5EA" w:val="solid"/>
+            <w:tcMar>
+              <w:top w:type="dxa" w:w="40"/>
+              <w:left w:type="dxa" w:w="120"/>
+              <w:bottom w:type="dxa" w:w="40"/>
+              <w:right w:type="dxa" w:w="120"/>
+            </w:tcMar>
+          </w:tcPr>
+          <w:p>
+            <w:pPr>
+              <w:spacing w:after="30"/>
+            </w:pPr>
+            <w:r>
+              <w:rPr>
+                <w:rFonts w:ascii="Inter" w:cs="Inter" w:eastAsia="Inter" w:hAnsi="Inter"/>
+                <w:b/>
+                <w:bCs/>
+                <w:color w:val="009845"/>
+                <w:sz w:val="16"/>
+                <w:szCs w:val="16"/>
+              </w:rPr>
+              <w:t xml:space="preserve">TELL (after showing)</w:t>
+            </w:r>
+          </w:p>
+          <w:p>
+            <w:pPr>
+              <w:spacing w:after="0"/>
+            </w:pPr>
+            <w:r>
+              <w:rPr>
+                <w:rFonts w:ascii="Inter" w:cs="Inter" w:eastAsia="Inter" w:hAnsi="Inter"/>
+                <w:i/>
+                <w:iCs/>
+                <w:color w:val="454659"/>
+                <w:sz w:val="18"/>
+                <w:szCs w:val="18"/>
+              </w:rPr>
+              <w:t xml:space="preserve">Two AI capabilities that complete the picture: the Discovery Agent proactively monitors your data products and finds anomalies before anyone asks. The MCP Server lets AI agents like Claude query your real-time Qlik data and documents in a single conversation. Together, they shift your operating model from 'search for problems' to 'problems find you.'</w:t>
+            </w:r>
+          </w:p>
+        </w:tc>
+      </w:tr>
+    </w:tbl>
+    <w:p>
+      <w:pPr>
+        <w:spacing w:after="80" w:before="80"/>
+      </w:pPr>
+      <w:r>
+        <w:rPr>
+          <w:rFonts w:ascii="Inter" w:cs="Inter" w:eastAsia="Inter" w:hAnsi="Inter"/>
+          <w:b/>
+          <w:bCs/>
+          <w:color w:val="10CFC9"/>
+          <w:sz w:val="20"/>
+          <w:szCs w:val="20"/>
+        </w:rPr>
+        <w:t xml:space="preserve">Ask the audience: </w:t>
+      </w:r>
+      <w:r>
+        <w:rPr>
+          <w:rFonts w:ascii="Inter" w:cs="Inter" w:eastAsia="Inter" w:hAnsi="Inter"/>
+          <w:i/>
+          <w:iCs/>
+          <w:color w:val="454659"/>
+          <w:sz w:val="20"/>
+          <w:szCs w:val="20"/>
+        </w:rPr>
+        <w:t xml:space="preserve">"If an AI agent could monitor all 8 of your data products 24/7 and alert you to anomalies — what would you stop doing manually?"</w:t>
+      </w:r>
+    </w:p>
+    <w:p>
+      <w:pPr>
+        <w:spacing w:after="100" w:before="60"/>
+      </w:pPr>
+      <w:r>
+        <w:rPr>
+          <w:rFonts w:ascii="Inter" w:cs="Inter" w:eastAsia="Inter" w:hAnsi="Inter"/>
+          <w:color w:val="454659"/>
+          <w:sz w:val="20"/>
+          <w:szCs w:val="20"/>
+        </w:rPr>
+        <w:t xml:space="preserve">Deploy AI agents that proactively monitor data quality and operational metrics</w:t>
+      </w:r>
+      <w:r>
+        <w:rPr>
+          <w:rFonts w:ascii="Inter" w:cs="Inter" w:eastAsia="Inter" w:hAnsi="Inter"/>
+          <w:b/>
+          <w:bCs/>
+          <w:color w:val="009845"/>
+          <w:sz w:val="20"/>
+          <w:szCs w:val="20"/>
+        </w:rPr>
+        <w:t xml:space="preserve">  →  so you can  </w:t>
+      </w:r>
+      <w:r>
+        <w:rPr>
+          <w:rFonts w:ascii="Inter" w:cs="Inter" w:eastAsia="Inter" w:hAnsi="Inter"/>
+          <w:color w:val="454659"/>
+          <w:sz w:val="20"/>
+          <w:szCs w:val="20"/>
+        </w:rPr>
+        <w:t xml:space="preserve">combine structured data with document intelligence in natural language conversations</w:t>
+      </w:r>
+      <w:r>
+        <w:rPr>
+          <w:rFonts w:ascii="Inter" w:cs="Inter" w:eastAsia="Inter" w:hAnsi="Inter"/>
+          <w:b/>
+          <w:bCs/>
+          <w:color w:val="009845"/>
+          <w:sz w:val="20"/>
+          <w:szCs w:val="20"/>
+        </w:rPr>
+        <w:t xml:space="preserve">  →  so you can  </w:t>
+      </w:r>
+      <w:r>
+        <w:rPr>
+          <w:rFonts w:ascii="Inter" w:cs="Inter" w:eastAsia="Inter" w:hAnsi="Inter"/>
+          <w:color w:val="454659"/>
+          <w:sz w:val="20"/>
+          <w:szCs w:val="20"/>
+        </w:rPr>
+        <w:t xml:space="preserve">shift from reactive analytics to proactive, AI-driven operational intelligence</w:t>
       </w:r>
     </w:p>
     <w:p>

--- a/documents/demo-scripts/13_Discovery_Agent_MCP.docx
+++ b/documents/demo-scripts/13_Discovery_Agent_MCP.docx
@@ -1091,7 +1091,7 @@
           <w:sz w:val="21"/>
           <w:szCs w:val="21"/>
         </w:rPr>
-        <w:t xml:space="preserve">Agent links to: Qlik Sense dashboard, carrier contract (CARRIER-TF-2024), incident report (INC-2025-05102)</w:t>
+        <w:t xml:space="preserve">Agent links to: Qlik Analytics dashboard, carrier contract (CARRIER-TF-2024), incident report (INC-2025-05102)</w:t>
       </w:r>
     </w:p>
     <w:tbl>
@@ -1599,7 +1599,7 @@
                 <w:szCs w:val="20"/>
               </w:rPr>
               <w:t xml:space="preserve">Claude uses MCP to query gold.supply_chain_health filtered by dc = DC-RTD-01. Gets: IRA = 74%, phantom_units = 847, pipeline_status = RECOVERED. Then queries gold.order_timeline for affected orders. Finally pulls context from INC-2025-04872 (Rotterdam Pipeline Failure) via Qlik Answers.
-Response: Rotterdam DC IRA is 74%, significantly below the 97% target. Root cause: silent pipeline failure INC-2025-04872 where WMS-to-SAP CDC sync stopped for 72 hours due to an expired TLS certificate. Created 847 phantom units across 143 SKUs, costing EUR 30,500. Pipeline recovered; Project CLARITY Phase 1 will extend monitoring to all 27 DCs.</w:t>
+Response: Rotterdam DC IRA is 74%, significantly below the 97% target. Root cause: silent pipeline failure INC-2025-04872 where WMS-to-SAP CDC sync stopped for 72 hours due to an expired TLS certificate. Created 847 phantom units across 143 SKUs, costing EUR 30,500. Pipeline recovered; Project CLARITY Phase 1 will extend monitoring to all 28 DCs.</w:t>
             </w:r>
           </w:p>
         </w:tc>

--- a/documents/demo-scripts/13_Discovery_Agent_MCP.docx
+++ b/documents/demo-scripts/13_Discovery_Agent_MCP.docx
@@ -499,7 +499,7 @@
           <w:sz w:val="21"/>
           <w:szCs w:val="21"/>
         </w:rPr>
-        <w:t xml:space="preserve">Enable Discovery Agent on Gold data products: Supply Chain Health, Cold Chain Compliance, Last Mile Performance</w:t>
+        <w:t xml:space="preserve">Enable Discovery Agent on Gold data products: Supply Chain Health, Last Mile Performance</w:t>
       </w:r>
     </w:p>
     <w:p>
@@ -894,7 +894,7 @@
           <w:sz w:val="21"/>
           <w:szCs w:val="21"/>
         </w:rPr>
-        <w:t xml:space="preserve">The Discovery Agent monitors gold.cold_chain_compliance and detects an anomaly pattern:</w:t>
+        <w:t xml:space="preserve">The Discovery Agent monitors silver.iot_normalized and detects an anomaly pattern:</w:t>
       </w:r>
     </w:p>
     <w:p>
@@ -1598,7 +1598,7 @@
                 <w:sz w:val="20"/>
                 <w:szCs w:val="20"/>
               </w:rPr>
-              <w:t xml:space="preserve">Claude uses MCP to query gold.supply_chain_health filtered by dc = DC-RTD-01. Gets: IRA = 74%, phantom_units = 847, pipeline_status = RECOVERED. Then queries gold.order_timeline for affected orders. Finally pulls context from INC-2025-04872 (Rotterdam Pipeline Failure) via Qlik Answers.
+              <w:t xml:space="preserve">Claude uses MCP to query gold.supply_chain_health filtered by dc = DC-RTD-01. Gets: IRA = 74%, phantom_units = 847, pipeline_status = RECOVERED. Then queries silver.orders_enriched for affected orders. Finally pulls context from INC-2025-04872 (Rotterdam Pipeline Failure) via Qlik Answers.
 Response: Rotterdam DC IRA is 74%, significantly below the 97% target. Root cause: silent pipeline failure INC-2025-04872 where WMS-to-SAP CDC sync stopped for 72 hours due to an expired TLS certificate. Created 847 phantom units across 143 SKUs, costing EUR 30,500. Pipeline recovered; Project CLARITY Phase 1 will extend monitoring to all 28 DCs.</w:t>
             </w:r>
           </w:p>
@@ -1785,7 +1785,7 @@
                 <w:sz w:val="20"/>
                 <w:szCs w:val="20"/>
               </w:rPr>
-              <w:t xml:space="preserve">Claude queries gold.cold_chain_compliance for route=GRU-BA and carrier=TransFrio with active shipments. Returns: 4 active shipments, 2 with spoilage_probability &gt; 70%. Pulls INC-2025-05102 for context about the fleet change and TRN-2025-002 for the Thermo King X4 7500 startup procedure.</w:t>
+              <w:t xml:space="preserve">Claude queries silver.iot_normalized for route=GRU-BA and carrier=TransFrio with active shipments. Returns: 4 active shipments, 2 with exceedance_minutes &gt; 30. Pulls INC-2025-05102 for context about the fleet change and TRN-2025-002 for the Thermo King X4 7500 startup procedure.</w:t>
             </w:r>
           </w:p>
         </w:tc>
@@ -2157,7 +2157,7 @@
                 <w:sz w:val="20"/>
                 <w:szCs w:val="20"/>
               </w:rPr>
-              <w:t xml:space="preserve">Claude queries gold.customer_delivery_experience. Returns: overall WISMO rate 41%, cost per inquiry $2.30. Singapore worst at 52% (up from 30% pre-October). Annual WISMO cost: ~$4.2M. Pulls SOP-CS-001 for the current handling procedure and suggests process improvements.</w:t>
+              <w:t xml:space="preserve">Claude queries gold.last_mile_performance filtered by wismo_flag=TRUE. Returns: overall WISMO rate 41%, cost per inquiry $2.30. Singapore worst at 52% (up from 30% pre-October). Annual WISMO cost: ~$4.2M. Pulls SOP-CS-001 for the current handling procedure and suggests process improvements.</w:t>
             </w:r>
           </w:p>
         </w:tc>
@@ -2343,7 +2343,7 @@
                 <w:sz w:val="20"/>
                 <w:szCs w:val="20"/>
               </w:rPr>
-              <w:t xml:space="preserve">Claude queries gold.compliance_readiness filtered by nvwa_applicable=TRUE. Returns: 85% lot capture rate (target 100%), 30% of lettuce records missing trace_complete. Pulls COMP-2025-NVWA for the 5 findings from the last audit and RCL-2025-003 for the recall timeline. Recommends prioritizing lot number capture for perishables.</w:t>
+              <w:t xml:space="preserve">Claude queries silver.inventory_reconciled filtered by nvwa_applicable=TRUE. Returns: 85% lot capture rate (target 100%), 30% of lettuce records missing trace_complete. Pulls COMP-2025-NVWA for the 5 findings from the last audit and RCL-2025-003 for the recall timeline. Recommends prioritizing lot number capture for perishables.</w:t>
             </w:r>
           </w:p>
         </w:tc>
@@ -2456,7 +2456,7 @@
           <w:sz w:val="20"/>
           <w:szCs w:val="20"/>
         </w:rPr>
-        <w:t xml:space="preserve">"If an AI agent could monitor all 8 of your data products 24/7 and alert you to anomalies — what would you stop doing manually?"</w:t>
+        <w:t xml:space="preserve">"If an AI agent could monitor all of your data products 24/7 and alert you to anomalies — what would you stop doing manually?"</w:t>
       </w:r>
     </w:p>
     <w:p>

--- a/documents/demo-scripts/13_Discovery_Agent_MCP.docx
+++ b/documents/demo-scripts/13_Discovery_Agent_MCP.docx
@@ -1212,6 +1212,25 @@
     </w:p>
     <w:p>
       <w:pPr>
+        <w:spacing w:after="120"/>
+        <w:jc w:val="left"/>
+      </w:pPr>
+      <w:r>
+        <w:rPr>
+          <w:rFonts w:ascii="Inter" w:cs="Inter" w:eastAsia="Inter" w:hAnsi="Inter"/>
+          <w:b w:val="false"/>
+          <w:bCs w:val="false"/>
+          <w:i w:val="false"/>
+          <w:iCs w:val="false"/>
+          <w:color w:val="454659"/>
+          <w:sz w:val="21"/>
+          <w:szCs w:val="21"/>
+        </w:rPr>
+        <w:t xml:space="preserve">The Qlik MCP Server is cloud-hosted — no local installation required. It runs at your tenant URL and is accessed via the SSE (Server-Sent Events) transport. No npm package exists; the server is built into Qlik Cloud.</w:t>
+      </w:r>
+    </w:p>
+    <w:p>
+      <w:pPr>
         <w:spacing w:after="80"/>
         <w:ind w:left="431"/>
       </w:pPr>
@@ -1235,7 +1254,7 @@
           <w:sz w:val="21"/>
           <w:szCs w:val="21"/>
         </w:rPr>
-        <w:t xml:space="preserve">Install: npx @qlik/mcp-server</w:t>
+        <w:t xml:space="preserve">Generate an API key: Qlik Cloud Profile &gt; API Keys &gt; Generate new key</w:t>
       </w:r>
     </w:p>
     <w:p>
@@ -1263,35 +1282,7 @@
           <w:sz w:val="21"/>
           <w:szCs w:val="21"/>
         </w:rPr>
-        <w:t xml:space="preserve">Set environment variables: QLIK_TENANT_URL, QLIK_API_KEY</w:t>
-      </w:r>
-    </w:p>
-    <w:p>
-      <w:pPr>
-        <w:spacing w:after="80"/>
-        <w:ind w:left="431"/>
-      </w:pPr>
-      <w:r>
-        <w:rPr>
-          <w:rFonts w:ascii="Inter" w:cs="Inter" w:eastAsia="Inter" w:hAnsi="Inter"/>
-          <w:b/>
-          <w:bCs/>
-          <w:color w:val="006580"/>
-          <w:sz w:val="21"/>
-          <w:szCs w:val="21"/>
-        </w:rPr>
-        <w:t xml:space="preserve">3. </w:t>
-      </w:r>
-      <w:r>
-        <w:rPr>
-          <w:rFonts w:ascii="Inter" w:cs="Inter" w:eastAsia="Inter" w:hAnsi="Inter"/>
-          <w:b w:val="false"/>
-          <w:bCs w:val="false"/>
-          <w:color w:val="454659"/>
-          <w:sz w:val="21"/>
-          <w:szCs w:val="21"/>
-        </w:rPr>
-        <w:t xml:space="preserve">Configure Claude Desktop or Claude Code:</w:t>
+        <w:t xml:space="preserve">Add the Qlik MCP server to Claude Desktop config (claude_desktop_config.json):</w:t>
       </w:r>
     </w:p>
     <w:tbl>
@@ -1376,11 +1367,9 @@
               <w:t xml:space="preserve">{
   "mcpServers": {
     "qlik": {
-      "command": "npx",
-      "args": ["-y", "@qlik/mcp-server"],
-      "env": {
-        "QLIK_TENANT_URL": "https://your-tenant.us.qlikcloud.com",
-        "QLIK_API_KEY": "your-api-key"
+      "url": "https://your-tenant.us.qlikcloud.com/api/ai/mcp",
+      "headers": {
+        "Authorization": "Bearer YOUR_API_KEY_HERE"
       }
     }
   }
@@ -1404,7 +1393,7 @@
           <w:sz w:val="21"/>
           <w:szCs w:val="21"/>
         </w:rPr>
-        <w:t xml:space="preserve">4. </w:t>
+        <w:t xml:space="preserve">3. </w:t>
       </w:r>
       <w:r>
         <w:rPr>
@@ -1415,9 +1404,740 @@
           <w:sz w:val="21"/>
           <w:szCs w:val="21"/>
         </w:rPr>
-        <w:t xml:space="preserve">Test connection: Ask Claude "List the spaces in my Qlik tenant"</w:t>
+        <w:t xml:space="preserve">Restart Claude Desktop — the Qlik MCP server connects automatically over SSE</w:t>
       </w:r>
     </w:p>
+    <w:p>
+      <w:pPr>
+        <w:spacing w:after="80"/>
+        <w:ind w:left="431"/>
+      </w:pPr>
+      <w:r>
+        <w:rPr>
+          <w:rFonts w:ascii="Inter" w:cs="Inter" w:eastAsia="Inter" w:hAnsi="Inter"/>
+          <w:b/>
+          <w:bCs/>
+          <w:color w:val="006580"/>
+          <w:sz w:val="21"/>
+          <w:szCs w:val="21"/>
+        </w:rPr>
+        <w:t xml:space="preserve">4. </w:t>
+      </w:r>
+      <w:r>
+        <w:rPr>
+          <w:rFonts w:ascii="Inter" w:cs="Inter" w:eastAsia="Inter" w:hAnsi="Inter"/>
+          <w:b w:val="false"/>
+          <w:bCs w:val="false"/>
+          <w:color w:val="454659"/>
+          <w:sz w:val="21"/>
+          <w:szCs w:val="21"/>
+        </w:rPr>
+        <w:t xml:space="preserve">Test: Ask Claude "Search my Qlik tenant for supply chain apps"</w:t>
+      </w:r>
+    </w:p>
+    <w:tbl>
+      <w:tblPr>
+        <w:tblW w:type="pct" w:w="100%"/>
+        <w:tblBorders>
+          <w:top w:val="single" w:color="auto" w:sz="4"/>
+          <w:left w:val="single" w:color="auto" w:sz="4"/>
+          <w:bottom w:val="single" w:color="auto" w:sz="4"/>
+          <w:right w:val="single" w:color="auto" w:sz="4"/>
+          <w:insideH w:val="single" w:color="auto" w:sz="4"/>
+          <w:insideV w:val="single" w:color="auto" w:sz="4"/>
+        </w:tblBorders>
+      </w:tblPr>
+      <w:tblGrid>
+        <w:gridCol w:w="100"/>
+        <w:gridCol w:w="100"/>
+      </w:tblGrid>
+      <w:tr>
+        <w:tc>
+          <w:tcPr>
+            <w:tcW w:type="pct" w:w="1%"/>
+            <w:tcBorders>
+              <w:top w:val="none"/>
+              <w:left w:val="none"/>
+              <w:bottom w:val="none"/>
+              <w:right w:val="none"/>
+            </w:tcBorders>
+            <w:shd w:color="006580" w:val="solid"/>
+          </w:tcPr>
+          <w:p>
+            <w:pPr>
+              <w:spacing w:after="0"/>
+            </w:pPr>
+            <w:r>
+              <w:rPr>
+                <w:sz w:val="10"/>
+                <w:szCs w:val="10"/>
+              </w:rPr>
+              <w:t xml:space="preserve"> </w:t>
+            </w:r>
+          </w:p>
+        </w:tc>
+        <w:tc>
+          <w:tcPr>
+            <w:tcW w:type="pct" w:w="99%"/>
+            <w:shd w:color="F6F7F8" w:val="solid"/>
+            <w:tcMar>
+              <w:top w:type="dxa" w:w="80"/>
+              <w:left w:type="dxa" w:w="120"/>
+              <w:bottom w:type="dxa" w:w="80"/>
+              <w:right w:type="dxa" w:w="120"/>
+            </w:tcMar>
+          </w:tcPr>
+          <w:p>
+            <w:pPr>
+              <w:spacing w:after="0"/>
+            </w:pPr>
+            <w:r>
+              <w:rPr>
+                <w:rFonts w:ascii="Inter" w:cs="Inter" w:eastAsia="Inter" w:hAnsi="Inter"/>
+                <w:color w:val="454659"/>
+                <w:sz w:val="20"/>
+                <w:szCs w:val="20"/>
+              </w:rPr>
+              <w:t xml:space="preserve">Key talking point: The Qlik MCP Server exposes 71 tools across 11 categories — App Discovery, Bookmarks, Business Glossary, Datasets &amp; Data Quality, Data Exploration, Data Products, Lineage, Master Items, Selections, Visualization &amp; Sheets. These are live Qlik Cloud capabilities, not simulated responses.</w:t>
+            </w:r>
+          </w:p>
+        </w:tc>
+      </w:tr>
+    </w:tbl>
+    <w:tbl>
+      <w:tblPr>
+        <w:tblW w:type="pct" w:w="100%"/>
+        <w:tblBorders>
+          <w:top w:val="single" w:color="auto" w:sz="4"/>
+          <w:left w:val="single" w:color="auto" w:sz="4"/>
+          <w:bottom w:val="single" w:color="auto" w:sz="4"/>
+          <w:right w:val="single" w:color="auto" w:sz="4"/>
+          <w:insideH w:val="single" w:color="auto" w:sz="4"/>
+          <w:insideV w:val="single" w:color="auto" w:sz="4"/>
+        </w:tblBorders>
+      </w:tblPr>
+      <w:tblGrid>
+        <w:gridCol w:w="100"/>
+        <w:gridCol w:w="100"/>
+        <w:gridCol w:w="100"/>
+      </w:tblGrid>
+      <w:tr>
+        <w:trPr>
+          <w:tblHeader/>
+        </w:trPr>
+        <w:tc>
+          <w:tcPr>
+            <w:shd w:color="006580" w:val="solid"/>
+            <w:tcMar>
+              <w:top w:type="dxa" w:w="40"/>
+              <w:left w:type="dxa" w:w="80"/>
+              <w:bottom w:type="dxa" w:w="40"/>
+              <w:right w:type="dxa" w:w="80"/>
+            </w:tcMar>
+          </w:tcPr>
+          <w:p>
+            <w:pPr>
+              <w:spacing w:after="0"/>
+            </w:pPr>
+            <w:r>
+              <w:rPr>
+                <w:rFonts w:ascii="Inter" w:cs="Inter" w:eastAsia="Inter" w:hAnsi="Inter"/>
+                <w:b/>
+                <w:bCs/>
+                <w:color w:val="FFFFFF"/>
+                <w:sz w:val="19"/>
+                <w:szCs w:val="19"/>
+              </w:rPr>
+              <w:t xml:space="preserve">MCP Tool Category</w:t>
+            </w:r>
+          </w:p>
+        </w:tc>
+        <w:tc>
+          <w:tcPr>
+            <w:shd w:color="006580" w:val="solid"/>
+            <w:tcMar>
+              <w:top w:type="dxa" w:w="40"/>
+              <w:left w:type="dxa" w:w="80"/>
+              <w:bottom w:type="dxa" w:w="40"/>
+              <w:right w:type="dxa" w:w="80"/>
+            </w:tcMar>
+          </w:tcPr>
+          <w:p>
+            <w:pPr>
+              <w:spacing w:after="0"/>
+            </w:pPr>
+            <w:r>
+              <w:rPr>
+                <w:rFonts w:ascii="Inter" w:cs="Inter" w:eastAsia="Inter" w:hAnsi="Inter"/>
+                <w:b/>
+                <w:bCs/>
+                <w:color w:val="FFFFFF"/>
+                <w:sz w:val="19"/>
+                <w:szCs w:val="19"/>
+              </w:rPr>
+              <w:t xml:space="preserve">Key Tools</w:t>
+            </w:r>
+          </w:p>
+        </w:tc>
+        <w:tc>
+          <w:tcPr>
+            <w:shd w:color="006580" w:val="solid"/>
+            <w:tcMar>
+              <w:top w:type="dxa" w:w="40"/>
+              <w:left w:type="dxa" w:w="80"/>
+              <w:bottom w:type="dxa" w:w="40"/>
+              <w:right w:type="dxa" w:w="80"/>
+            </w:tcMar>
+          </w:tcPr>
+          <w:p>
+            <w:pPr>
+              <w:spacing w:after="0"/>
+            </w:pPr>
+            <w:r>
+              <w:rPr>
+                <w:rFonts w:ascii="Inter" w:cs="Inter" w:eastAsia="Inter" w:hAnsi="Inter"/>
+                <w:b/>
+                <w:bCs/>
+                <w:color w:val="FFFFFF"/>
+                <w:sz w:val="19"/>
+                <w:szCs w:val="19"/>
+              </w:rPr>
+              <w:t xml:space="preserve">MCG Demo Use Case</w:t>
+            </w:r>
+          </w:p>
+        </w:tc>
+      </w:tr>
+      <w:tr>
+        <w:tc>
+          <w:tcPr>
+            <w:shd w:color="F6F7F8" w:val="solid"/>
+            <w:tcMar>
+              <w:top w:type="dxa" w:w="30"/>
+              <w:left w:type="dxa" w:w="80"/>
+              <w:bottom w:type="dxa" w:w="30"/>
+              <w:right w:type="dxa" w:w="80"/>
+            </w:tcMar>
+          </w:tcPr>
+          <w:p>
+            <w:pPr>
+              <w:spacing w:after="0"/>
+            </w:pPr>
+            <w:r>
+              <w:rPr>
+                <w:rFonts w:ascii="Inter" w:cs="Inter" w:eastAsia="Inter" w:hAnsi="Inter"/>
+                <w:color w:val="454659"/>
+                <w:sz w:val="19"/>
+                <w:szCs w:val="19"/>
+              </w:rPr>
+              <w:t xml:space="preserve">App Discovery</w:t>
+            </w:r>
+          </w:p>
+        </w:tc>
+        <w:tc>
+          <w:tcPr>
+            <w:shd w:color="F6F7F8" w:val="solid"/>
+            <w:tcMar>
+              <w:top w:type="dxa" w:w="30"/>
+              <w:left w:type="dxa" w:w="80"/>
+              <w:bottom w:type="dxa" w:w="30"/>
+              <w:right w:type="dxa" w:w="80"/>
+            </w:tcMar>
+          </w:tcPr>
+          <w:p>
+            <w:pPr>
+              <w:spacing w:after="0"/>
+            </w:pPr>
+            <w:r>
+              <w:rPr>
+                <w:rFonts w:ascii="Inter" w:cs="Inter" w:eastAsia="Inter" w:hAnsi="Inter"/>
+                <w:color w:val="454659"/>
+                <w:sz w:val="19"/>
+                <w:szCs w:val="19"/>
+              </w:rPr>
+              <w:t xml:space="preserve">qlik_search, qlik_describe_app, qlik_list_apps</w:t>
+            </w:r>
+          </w:p>
+        </w:tc>
+        <w:tc>
+          <w:tcPr>
+            <w:shd w:color="F6F7F8" w:val="solid"/>
+            <w:tcMar>
+              <w:top w:type="dxa" w:w="30"/>
+              <w:left w:type="dxa" w:w="80"/>
+              <w:bottom w:type="dxa" w:w="30"/>
+              <w:right w:type="dxa" w:w="80"/>
+            </w:tcMar>
+          </w:tcPr>
+          <w:p>
+            <w:pPr>
+              <w:spacing w:after="0"/>
+            </w:pPr>
+            <w:r>
+              <w:rPr>
+                <w:rFonts w:ascii="Inter" w:cs="Inter" w:eastAsia="Inter" w:hAnsi="Inter"/>
+                <w:color w:val="454659"/>
+                <w:sz w:val="19"/>
+                <w:szCs w:val="19"/>
+              </w:rPr>
+              <w:t xml:space="preserve">Find supply chain and delivery apps</w:t>
+            </w:r>
+          </w:p>
+        </w:tc>
+      </w:tr>
+      <w:tr>
+        <w:tc>
+          <w:tcPr>
+            <w:tcMar>
+              <w:top w:type="dxa" w:w="30"/>
+              <w:left w:type="dxa" w:w="80"/>
+              <w:bottom w:type="dxa" w:w="30"/>
+              <w:right w:type="dxa" w:w="80"/>
+            </w:tcMar>
+          </w:tcPr>
+          <w:p>
+            <w:pPr>
+              <w:spacing w:after="0"/>
+            </w:pPr>
+            <w:r>
+              <w:rPr>
+                <w:rFonts w:ascii="Inter" w:cs="Inter" w:eastAsia="Inter" w:hAnsi="Inter"/>
+                <w:color w:val="454659"/>
+                <w:sz w:val="19"/>
+                <w:szCs w:val="19"/>
+              </w:rPr>
+              <w:t xml:space="preserve">Data Products</w:t>
+            </w:r>
+          </w:p>
+        </w:tc>
+        <w:tc>
+          <w:tcPr>
+            <w:tcMar>
+              <w:top w:type="dxa" w:w="30"/>
+              <w:left w:type="dxa" w:w="80"/>
+              <w:bottom w:type="dxa" w:w="30"/>
+              <w:right w:type="dxa" w:w="80"/>
+            </w:tcMar>
+          </w:tcPr>
+          <w:p>
+            <w:pPr>
+              <w:spacing w:after="0"/>
+            </w:pPr>
+            <w:r>
+              <w:rPr>
+                <w:rFonts w:ascii="Inter" w:cs="Inter" w:eastAsia="Inter" w:hAnsi="Inter"/>
+                <w:color w:val="454659"/>
+                <w:sz w:val="19"/>
+                <w:szCs w:val="19"/>
+              </w:rPr>
+              <w:t xml:space="preserve">qlik_list_data_products, qlik_get_data_product</w:t>
+            </w:r>
+          </w:p>
+        </w:tc>
+        <w:tc>
+          <w:tcPr>
+            <w:tcMar>
+              <w:top w:type="dxa" w:w="30"/>
+              <w:left w:type="dxa" w:w="80"/>
+              <w:bottom w:type="dxa" w:w="30"/>
+              <w:right w:type="dxa" w:w="80"/>
+            </w:tcMar>
+          </w:tcPr>
+          <w:p>
+            <w:pPr>
+              <w:spacing w:after="0"/>
+            </w:pPr>
+            <w:r>
+              <w:rPr>
+                <w:rFonts w:ascii="Inter" w:cs="Inter" w:eastAsia="Inter" w:hAnsi="Inter"/>
+                <w:color w:val="454659"/>
+                <w:sz w:val="19"/>
+                <w:szCs w:val="19"/>
+              </w:rPr>
+              <w:t xml:space="preserve">Browse all 7 Gold data products</w:t>
+            </w:r>
+          </w:p>
+        </w:tc>
+      </w:tr>
+      <w:tr>
+        <w:tc>
+          <w:tcPr>
+            <w:shd w:color="F6F7F8" w:val="solid"/>
+            <w:tcMar>
+              <w:top w:type="dxa" w:w="30"/>
+              <w:left w:type="dxa" w:w="80"/>
+              <w:bottom w:type="dxa" w:w="30"/>
+              <w:right w:type="dxa" w:w="80"/>
+            </w:tcMar>
+          </w:tcPr>
+          <w:p>
+            <w:pPr>
+              <w:spacing w:after="0"/>
+            </w:pPr>
+            <w:r>
+              <w:rPr>
+                <w:rFonts w:ascii="Inter" w:cs="Inter" w:eastAsia="Inter" w:hAnsi="Inter"/>
+                <w:color w:val="454659"/>
+                <w:sz w:val="19"/>
+                <w:szCs w:val="19"/>
+              </w:rPr>
+              <w:t xml:space="preserve">Business Glossary</w:t>
+            </w:r>
+          </w:p>
+        </w:tc>
+        <w:tc>
+          <w:tcPr>
+            <w:shd w:color="F6F7F8" w:val="solid"/>
+            <w:tcMar>
+              <w:top w:type="dxa" w:w="30"/>
+              <w:left w:type="dxa" w:w="80"/>
+              <w:bottom w:type="dxa" w:w="30"/>
+              <w:right w:type="dxa" w:w="80"/>
+            </w:tcMar>
+          </w:tcPr>
+          <w:p>
+            <w:pPr>
+              <w:spacing w:after="0"/>
+            </w:pPr>
+            <w:r>
+              <w:rPr>
+                <w:rFonts w:ascii="Inter" w:cs="Inter" w:eastAsia="Inter" w:hAnsi="Inter"/>
+                <w:color w:val="454659"/>
+                <w:sz w:val="19"/>
+                <w:szCs w:val="19"/>
+              </w:rPr>
+              <w:t xml:space="preserve">qlik_list_terms, qlik_get_term</w:t>
+            </w:r>
+          </w:p>
+        </w:tc>
+        <w:tc>
+          <w:tcPr>
+            <w:shd w:color="F6F7F8" w:val="solid"/>
+            <w:tcMar>
+              <w:top w:type="dxa" w:w="30"/>
+              <w:left w:type="dxa" w:w="80"/>
+              <w:bottom w:type="dxa" w:w="30"/>
+              <w:right w:type="dxa" w:w="80"/>
+            </w:tcMar>
+          </w:tcPr>
+          <w:p>
+            <w:pPr>
+              <w:spacing w:after="0"/>
+            </w:pPr>
+            <w:r>
+              <w:rPr>
+                <w:rFonts w:ascii="Inter" w:cs="Inter" w:eastAsia="Inter" w:hAnsi="Inter"/>
+                <w:color w:val="454659"/>
+                <w:sz w:val="19"/>
+                <w:szCs w:val="19"/>
+              </w:rPr>
+              <w:t xml:space="preserve">Look up 'phantom inventory', 'WISMO'</w:t>
+            </w:r>
+          </w:p>
+        </w:tc>
+      </w:tr>
+      <w:tr>
+        <w:tc>
+          <w:tcPr>
+            <w:tcMar>
+              <w:top w:type="dxa" w:w="30"/>
+              <w:left w:type="dxa" w:w="80"/>
+              <w:bottom w:type="dxa" w:w="30"/>
+              <w:right w:type="dxa" w:w="80"/>
+            </w:tcMar>
+          </w:tcPr>
+          <w:p>
+            <w:pPr>
+              <w:spacing w:after="0"/>
+            </w:pPr>
+            <w:r>
+              <w:rPr>
+                <w:rFonts w:ascii="Inter" w:cs="Inter" w:eastAsia="Inter" w:hAnsi="Inter"/>
+                <w:color w:val="454659"/>
+                <w:sz w:val="19"/>
+                <w:szCs w:val="19"/>
+              </w:rPr>
+              <w:t xml:space="preserve">Data Exploration</w:t>
+            </w:r>
+          </w:p>
+        </w:tc>
+        <w:tc>
+          <w:tcPr>
+            <w:tcMar>
+              <w:top w:type="dxa" w:w="30"/>
+              <w:left w:type="dxa" w:w="80"/>
+              <w:bottom w:type="dxa" w:w="30"/>
+              <w:right w:type="dxa" w:w="80"/>
+            </w:tcMar>
+          </w:tcPr>
+          <w:p>
+            <w:pPr>
+              <w:spacing w:after="0"/>
+            </w:pPr>
+            <w:r>
+              <w:rPr>
+                <w:rFonts w:ascii="Inter" w:cs="Inter" w:eastAsia="Inter" w:hAnsi="Inter"/>
+                <w:color w:val="454659"/>
+                <w:sz w:val="19"/>
+                <w:szCs w:val="19"/>
+              </w:rPr>
+              <w:t xml:space="preserve">qlik_get_fields, qlik_evaluate_expression</w:t>
+            </w:r>
+          </w:p>
+        </w:tc>
+        <w:tc>
+          <w:tcPr>
+            <w:tcMar>
+              <w:top w:type="dxa" w:w="30"/>
+              <w:left w:type="dxa" w:w="80"/>
+              <w:bottom w:type="dxa" w:w="30"/>
+              <w:right w:type="dxa" w:w="80"/>
+            </w:tcMar>
+          </w:tcPr>
+          <w:p>
+            <w:pPr>
+              <w:spacing w:after="0"/>
+            </w:pPr>
+            <w:r>
+              <w:rPr>
+                <w:rFonts w:ascii="Inter" w:cs="Inter" w:eastAsia="Inter" w:hAnsi="Inter"/>
+                <w:color w:val="454659"/>
+                <w:sz w:val="19"/>
+                <w:szCs w:val="19"/>
+              </w:rPr>
+              <w:t xml:space="preserve">Query gold.supply_chain_health</w:t>
+            </w:r>
+          </w:p>
+        </w:tc>
+      </w:tr>
+      <w:tr>
+        <w:tc>
+          <w:tcPr>
+            <w:shd w:color="F6F7F8" w:val="solid"/>
+            <w:tcMar>
+              <w:top w:type="dxa" w:w="30"/>
+              <w:left w:type="dxa" w:w="80"/>
+              <w:bottom w:type="dxa" w:w="30"/>
+              <w:right w:type="dxa" w:w="80"/>
+            </w:tcMar>
+          </w:tcPr>
+          <w:p>
+            <w:pPr>
+              <w:spacing w:after="0"/>
+            </w:pPr>
+            <w:r>
+              <w:rPr>
+                <w:rFonts w:ascii="Inter" w:cs="Inter" w:eastAsia="Inter" w:hAnsi="Inter"/>
+                <w:color w:val="454659"/>
+                <w:sz w:val="19"/>
+                <w:szCs w:val="19"/>
+              </w:rPr>
+              <w:t xml:space="preserve">Lineage</w:t>
+            </w:r>
+          </w:p>
+        </w:tc>
+        <w:tc>
+          <w:tcPr>
+            <w:shd w:color="F6F7F8" w:val="solid"/>
+            <w:tcMar>
+              <w:top w:type="dxa" w:w="30"/>
+              <w:left w:type="dxa" w:w="80"/>
+              <w:bottom w:type="dxa" w:w="30"/>
+              <w:right w:type="dxa" w:w="80"/>
+            </w:tcMar>
+          </w:tcPr>
+          <w:p>
+            <w:pPr>
+              <w:spacing w:after="0"/>
+            </w:pPr>
+            <w:r>
+              <w:rPr>
+                <w:rFonts w:ascii="Inter" w:cs="Inter" w:eastAsia="Inter" w:hAnsi="Inter"/>
+                <w:color w:val="454659"/>
+                <w:sz w:val="19"/>
+                <w:szCs w:val="19"/>
+              </w:rPr>
+              <w:t xml:space="preserve">qlik_get_lineage</w:t>
+            </w:r>
+          </w:p>
+        </w:tc>
+        <w:tc>
+          <w:tcPr>
+            <w:shd w:color="F6F7F8" w:val="solid"/>
+            <w:tcMar>
+              <w:top w:type="dxa" w:w="30"/>
+              <w:left w:type="dxa" w:w="80"/>
+              <w:bottom w:type="dxa" w:w="30"/>
+              <w:right w:type="dxa" w:w="80"/>
+            </w:tcMar>
+          </w:tcPr>
+          <w:p>
+            <w:pPr>
+              <w:spacing w:after="0"/>
+            </w:pPr>
+            <w:r>
+              <w:rPr>
+                <w:rFonts w:ascii="Inter" w:cs="Inter" w:eastAsia="Inter" w:hAnsi="Inter"/>
+                <w:color w:val="454659"/>
+                <w:sz w:val="19"/>
+                <w:szCs w:val="19"/>
+              </w:rPr>
+              <w:t xml:space="preserve">Trace phantom inventory to source CDC pipeline</w:t>
+            </w:r>
+          </w:p>
+        </w:tc>
+      </w:tr>
+      <w:tr>
+        <w:tc>
+          <w:tcPr>
+            <w:tcMar>
+              <w:top w:type="dxa" w:w="30"/>
+              <w:left w:type="dxa" w:w="80"/>
+              <w:bottom w:type="dxa" w:w="30"/>
+              <w:right w:type="dxa" w:w="80"/>
+            </w:tcMar>
+          </w:tcPr>
+          <w:p>
+            <w:pPr>
+              <w:spacing w:after="0"/>
+            </w:pPr>
+            <w:r>
+              <w:rPr>
+                <w:rFonts w:ascii="Inter" w:cs="Inter" w:eastAsia="Inter" w:hAnsi="Inter"/>
+                <w:color w:val="454659"/>
+                <w:sz w:val="19"/>
+                <w:szCs w:val="19"/>
+              </w:rPr>
+              <w:t xml:space="preserve">Datasets &amp; Data Quality</w:t>
+            </w:r>
+          </w:p>
+        </w:tc>
+        <w:tc>
+          <w:tcPr>
+            <w:tcMar>
+              <w:top w:type="dxa" w:w="30"/>
+              <w:left w:type="dxa" w:w="80"/>
+              <w:bottom w:type="dxa" w:w="30"/>
+              <w:right w:type="dxa" w:w="80"/>
+            </w:tcMar>
+          </w:tcPr>
+          <w:p>
+            <w:pPr>
+              <w:spacing w:after="0"/>
+            </w:pPr>
+            <w:r>
+              <w:rPr>
+                <w:rFonts w:ascii="Inter" w:cs="Inter" w:eastAsia="Inter" w:hAnsi="Inter"/>
+                <w:color w:val="454659"/>
+                <w:sz w:val="19"/>
+                <w:szCs w:val="19"/>
+              </w:rPr>
+              <w:t xml:space="preserve">qlik_list_datasets, qlik_get_trust_score</w:t>
+            </w:r>
+          </w:p>
+        </w:tc>
+        <w:tc>
+          <w:tcPr>
+            <w:tcMar>
+              <w:top w:type="dxa" w:w="30"/>
+              <w:left w:type="dxa" w:w="80"/>
+              <w:bottom w:type="dxa" w:w="30"/>
+              <w:right w:type="dxa" w:w="80"/>
+            </w:tcMar>
+          </w:tcPr>
+          <w:p>
+            <w:pPr>
+              <w:spacing w:after="0"/>
+            </w:pPr>
+            <w:r>
+              <w:rPr>
+                <w:rFonts w:ascii="Inter" w:cs="Inter" w:eastAsia="Inter" w:hAnsi="Inter"/>
+                <w:color w:val="454659"/>
+                <w:sz w:val="19"/>
+                <w:szCs w:val="19"/>
+              </w:rPr>
+              <w:t xml:space="preserve">Check Trust Scores across all data products</w:t>
+            </w:r>
+          </w:p>
+        </w:tc>
+      </w:tr>
+      <w:tr>
+        <w:tc>
+          <w:tcPr>
+            <w:shd w:color="F6F7F8" w:val="solid"/>
+            <w:tcMar>
+              <w:top w:type="dxa" w:w="30"/>
+              <w:left w:type="dxa" w:w="80"/>
+              <w:bottom w:type="dxa" w:w="30"/>
+              <w:right w:type="dxa" w:w="80"/>
+            </w:tcMar>
+          </w:tcPr>
+          <w:p>
+            <w:pPr>
+              <w:spacing w:after="0"/>
+            </w:pPr>
+            <w:r>
+              <w:rPr>
+                <w:rFonts w:ascii="Inter" w:cs="Inter" w:eastAsia="Inter" w:hAnsi="Inter"/>
+                <w:color w:val="454659"/>
+                <w:sz w:val="19"/>
+                <w:szCs w:val="19"/>
+              </w:rPr>
+              <w:t xml:space="preserve">Visualization &amp; Sheets</w:t>
+            </w:r>
+          </w:p>
+        </w:tc>
+        <w:tc>
+          <w:tcPr>
+            <w:shd w:color="F6F7F8" w:val="solid"/>
+            <w:tcMar>
+              <w:top w:type="dxa" w:w="30"/>
+              <w:left w:type="dxa" w:w="80"/>
+              <w:bottom w:type="dxa" w:w="30"/>
+              <w:right w:type="dxa" w:w="80"/>
+            </w:tcMar>
+          </w:tcPr>
+          <w:p>
+            <w:pPr>
+              <w:spacing w:after="0"/>
+            </w:pPr>
+            <w:r>
+              <w:rPr>
+                <w:rFonts w:ascii="Inter" w:cs="Inter" w:eastAsia="Inter" w:hAnsi="Inter"/>
+                <w:color w:val="454659"/>
+                <w:sz w:val="19"/>
+                <w:szCs w:val="19"/>
+              </w:rPr>
+              <w:t xml:space="preserve">qlik_list_sheets, qlik_get_visualization</w:t>
+            </w:r>
+          </w:p>
+        </w:tc>
+        <w:tc>
+          <w:tcPr>
+            <w:shd w:color="F6F7F8" w:val="solid"/>
+            <w:tcMar>
+              <w:top w:type="dxa" w:w="30"/>
+              <w:left w:type="dxa" w:w="80"/>
+              <w:bottom w:type="dxa" w:w="30"/>
+              <w:right w:type="dxa" w:w="80"/>
+            </w:tcMar>
+          </w:tcPr>
+          <w:p>
+            <w:pPr>
+              <w:spacing w:after="0"/>
+            </w:pPr>
+            <w:r>
+              <w:rPr>
+                <w:rFonts w:ascii="Inter" w:cs="Inter" w:eastAsia="Inter" w:hAnsi="Inter"/>
+                <w:color w:val="454659"/>
+                <w:sz w:val="19"/>
+                <w:szCs w:val="19"/>
+              </w:rPr>
+              <w:t xml:space="preserve">Navigate Supply Chain Operations app sheets</w:t>
+            </w:r>
+          </w:p>
+        </w:tc>
+      </w:tr>
+    </w:tbl>
     <w:p>
       <w:pPr>
         <w:spacing w:after="100" w:before="200"/>
@@ -1598,7 +2318,7 @@
                 <w:sz w:val="20"/>
                 <w:szCs w:val="20"/>
               </w:rPr>
-              <w:t xml:space="preserve">Claude uses MCP to query gold.supply_chain_health filtered by dc = DC-RTD-01. Gets: IRA = 74%, phantom_units = 847, pipeline_status = RECOVERED. Then queries silver.orders_enriched for affected orders. Finally pulls context from INC-2025-04872 (Rotterdam Pipeline Failure) via Qlik Answers.
+              <w:t xml:space="preserve">Claude uses MCP to query gold.supply_chain_health filtered by dc = DC-RTD-01. Gets: IRA = 74%, phantom_units = 847, pipeline_status = RECOVERED. Then queries silver.order_delivery_timeline for affected orders. Finally pulls context from INC-2025-04872 (Rotterdam Pipeline Failure) via Qlik Answers.
 Response: Rotterdam DC IRA is 74%, significantly below the 97% target. Root cause: silent pipeline failure INC-2025-04872 where WMS-to-SAP CDC sync stopped for 72 hours due to an expired TLS certificate. Created 847 phantom units across 143 SKUs, costing EUR 30,500. Pipeline recovered; Project CLARITY Phase 1 will extend monitoring to all 28 DCs.</w:t>
             </w:r>
           </w:p>

--- a/documents/demo-scripts/13_Discovery_Agent_MCP.docx
+++ b/documents/demo-scripts/13_Discovery_Agent_MCP.docx
@@ -1753,7 +1753,7 @@
                 <w:sz w:val="19"/>
                 <w:szCs w:val="19"/>
               </w:rPr>
-              <w:t xml:space="preserve">Browse all 7 Gold data products</w:t>
+              <w:t xml:space="preserve">Browse the two Gold data products</w:t>
             </w:r>
           </w:p>
         </w:tc>

--- a/documents/demo-scripts/13_Discovery_Agent_MCP.docx
+++ b/documents/demo-scripts/13_Discovery_Agent_MCP.docx
@@ -262,6 +262,33 @@
         </w:tc>
       </w:tr>
     </w:tbl>
+    <w:p>
+      <w:pPr>
+        <w:spacing w:after="120" w:before="80"/>
+      </w:pPr>
+      <w:r>
+        <w:rPr>
+          <w:rFonts w:ascii="Inter" w:cs="Inter" w:eastAsia="Inter" w:hAnsi="Inter"/>
+          <w:b/>
+          <w:bCs/>
+          <w:color w:val="006580"/>
+          <w:sz w:val="20"/>
+          <w:szCs w:val="20"/>
+        </w:rPr>
+        <w:t xml:space="preserve">Project Qlarity context:  </w:t>
+      </w:r>
+      <w:r>
+        <w:rPr>
+          <w:rFonts w:ascii="Inter" w:cs="Inter" w:eastAsia="Inter" w:hAnsi="Inter"/>
+          <w:i/>
+          <w:iCs/>
+          <w:color w:val="454659"/>
+          <w:sz w:val="20"/>
+          <w:szCs w:val="20"/>
+        </w:rPr>
+        <w:t xml:space="preserve">Project Qlarity Phase 3 (AI &amp; Conversational) — the capstone. The Discovery Agent and MCP server are Qlarity's proactive, agentic layer: anomalies find you, and AI agents query the same governed data and documents that earlier phases built.</w:t>
+      </w:r>
+    </w:p>
     <w:p>
       <w:pPr>
         <w:spacing w:after="120" w:before="280"/>
@@ -876,6 +903,33 @@
           <w:szCs w:val="22"/>
         </w:rPr>
         <w:t xml:space="preserve">Demo Scenario: TransFrio Spoilage Detection</w:t>
+      </w:r>
+    </w:p>
+    <w:p>
+      <w:pPr>
+        <w:spacing w:after="120" w:before="80"/>
+      </w:pPr>
+      <w:r>
+        <w:rPr>
+          <w:rFonts w:ascii="Inter" w:cs="Inter" w:eastAsia="Inter" w:hAnsi="Inter"/>
+          <w:b/>
+          <w:bCs/>
+          <w:color w:val="006580"/>
+          <w:sz w:val="20"/>
+          <w:szCs w:val="20"/>
+        </w:rPr>
+        <w:t xml:space="preserve">Project Qlarity context:  </w:t>
+      </w:r>
+      <w:r>
+        <w:rPr>
+          <w:rFonts w:ascii="Inter" w:cs="Inter" w:eastAsia="Inter" w:hAnsi="Inter"/>
+          <w:i/>
+          <w:iCs/>
+          <w:color w:val="454659"/>
+          <w:sz w:val="20"/>
+          <w:szCs w:val="20"/>
+        </w:rPr>
+        <w:t xml:space="preserve">Project Qlarity Phase 3 Discovery Agent acting on the Phase 2 spoilage signal — proactively catching the TransFrio fleet change behind Nightmare #6 (Carrier Data Black Hole).</w:t>
       </w:r>
     </w:p>
     <w:p>
@@ -2154,6 +2208,33 @@
         <w:t xml:space="preserve">MCP Demo Scenario 1: Rotterdam Inventory</w:t>
       </w:r>
     </w:p>
+    <w:p>
+      <w:pPr>
+        <w:spacing w:after="120" w:before="80"/>
+      </w:pPr>
+      <w:r>
+        <w:rPr>
+          <w:rFonts w:ascii="Inter" w:cs="Inter" w:eastAsia="Inter" w:hAnsi="Inter"/>
+          <w:b/>
+          <w:bCs/>
+          <w:color w:val="006580"/>
+          <w:sz w:val="20"/>
+          <w:szCs w:val="20"/>
+        </w:rPr>
+        <w:t xml:space="preserve">Project Qlarity context:  </w:t>
+      </w:r>
+      <w:r>
+        <w:rPr>
+          <w:rFonts w:ascii="Inter" w:cs="Inter" w:eastAsia="Inter" w:hAnsi="Inter"/>
+          <w:i/>
+          <w:iCs/>
+          <w:color w:val="454659"/>
+          <w:sz w:val="20"/>
+          <w:szCs w:val="20"/>
+        </w:rPr>
+        <w:t xml:space="preserve">Project Qlarity Phase 3 MCP querying Phase 1 monitoring outputs — phantom inventory (Nightmare #1) from the Rotterdam silent pipeline failure (Nightmare #4).</w:t>
+      </w:r>
+    </w:p>
     <w:tbl>
       <w:tblPr>
         <w:tblW w:type="pct" w:w="100%"/>
@@ -2319,7 +2400,7 @@
                 <w:szCs w:val="20"/>
               </w:rPr>
               <w:t xml:space="preserve">Claude uses MCP to query gold.supply_chain_health filtered by dc = DC-RTD-01. Gets: IRA = 74%, phantom_units = 847, pipeline_status = RECOVERED. Then queries silver.order_delivery_timeline for affected orders. Finally pulls context from INC-2025-04872 (Rotterdam Pipeline Failure) via Qlik Answers.
-Response: Rotterdam DC IRA is 74%, significantly below the 97% target. Root cause: silent pipeline failure INC-2025-04872 where WMS-to-SAP CDC sync stopped for 72 hours due to an expired TLS certificate. Created 847 phantom units across 143 SKUs, costing EUR 30,500. Pipeline recovered; Project CLARITY Phase 1 will extend monitoring to all 28 DCs.</w:t>
+Response: Rotterdam DC IRA is 74%, significantly below the 97% target. Root cause: silent pipeline failure INC-2025-04872 where WMS-to-SAP CDC sync stopped for 72 hours due to an expired TLS certificate. Created 847 phantom units across 143 SKUs, costing EUR 30,500. Pipeline recovered; Project Qlarity Phase 1 will extend monitoring to all 28 DCs.</w:t>
             </w:r>
           </w:p>
         </w:tc>
@@ -2339,6 +2420,33 @@
           <w:szCs w:val="22"/>
         </w:rPr>
         <w:t xml:space="preserve">MCP Demo Scenario 2: Cold Chain Risk</w:t>
+      </w:r>
+    </w:p>
+    <w:p>
+      <w:pPr>
+        <w:spacing w:after="120" w:before="80"/>
+      </w:pPr>
+      <w:r>
+        <w:rPr>
+          <w:rFonts w:ascii="Inter" w:cs="Inter" w:eastAsia="Inter" w:hAnsi="Inter"/>
+          <w:b/>
+          <w:bCs/>
+          <w:color w:val="006580"/>
+          <w:sz w:val="20"/>
+          <w:szCs w:val="20"/>
+        </w:rPr>
+        <w:t xml:space="preserve">Project Qlarity context:  </w:t>
+      </w:r>
+      <w:r>
+        <w:rPr>
+          <w:rFonts w:ascii="Inter" w:cs="Inter" w:eastAsia="Inter" w:hAnsi="Inter"/>
+          <w:i/>
+          <w:iCs/>
+          <w:color w:val="454659"/>
+          <w:sz w:val="20"/>
+          <w:szCs w:val="20"/>
+        </w:rPr>
+        <w:t xml:space="preserve">Project Qlarity Phase 3 MCP combining the Phase 2 spoilage prediction with live IoT data — the cold-chain carrier risk of Nightmare #6.</w:t>
       </w:r>
     </w:p>
     <w:tbl>
@@ -2527,6 +2635,33 @@
         <w:t xml:space="preserve">MCP Demo Scenario 3: Carrier SLA Analysis</w:t>
       </w:r>
     </w:p>
+    <w:p>
+      <w:pPr>
+        <w:spacing w:after="120" w:before="80"/>
+      </w:pPr>
+      <w:r>
+        <w:rPr>
+          <w:rFonts w:ascii="Inter" w:cs="Inter" w:eastAsia="Inter" w:hAnsi="Inter"/>
+          <w:b/>
+          <w:bCs/>
+          <w:color w:val="006580"/>
+          <w:sz w:val="20"/>
+          <w:szCs w:val="20"/>
+        </w:rPr>
+        <w:t xml:space="preserve">Project Qlarity context:  </w:t>
+      </w:r>
+      <w:r>
+        <w:rPr>
+          <w:rFonts w:ascii="Inter" w:cs="Inter" w:eastAsia="Inter" w:hAnsi="Inter"/>
+          <w:i/>
+          <w:iCs/>
+          <w:color w:val="454659"/>
+          <w:sz w:val="20"/>
+          <w:szCs w:val="20"/>
+        </w:rPr>
+        <w:t xml:space="preserve">Project Qlarity Phase 3 MCP across the canonicalized carrier data — resolving Nightmare #6 (Carrier Data Black Hole) into a single APAC SLA comparison.</w:t>
+      </w:r>
+    </w:p>
     <w:tbl>
       <w:tblPr>
         <w:tblW w:type="pct" w:w="100%"/>
@@ -2713,6 +2848,33 @@
         <w:t xml:space="preserve">MCP Demo Scenario 4: Customer WISMO Impact</w:t>
       </w:r>
     </w:p>
+    <w:p>
+      <w:pPr>
+        <w:spacing w:after="120" w:before="80"/>
+      </w:pPr>
+      <w:r>
+        <w:rPr>
+          <w:rFonts w:ascii="Inter" w:cs="Inter" w:eastAsia="Inter" w:hAnsi="Inter"/>
+          <w:b/>
+          <w:bCs/>
+          <w:color w:val="006580"/>
+          <w:sz w:val="20"/>
+          <w:szCs w:val="20"/>
+        </w:rPr>
+        <w:t xml:space="preserve">Project Qlarity context:  </w:t>
+      </w:r>
+      <w:r>
+        <w:rPr>
+          <w:rFonts w:ascii="Inter" w:cs="Inter" w:eastAsia="Inter" w:hAnsi="Inter"/>
+          <w:i/>
+          <w:iCs/>
+          <w:color w:val="454659"/>
+          <w:sz w:val="20"/>
+          <w:szCs w:val="20"/>
+        </w:rPr>
+        <w:t xml:space="preserve">Project Qlarity Phase 3: WISMO deflection — quantifying the carrier-visibility cost (Nightmare #6) the conversational layer is designed to reduce.</w:t>
+      </w:r>
+    </w:p>
     <w:tbl>
       <w:tblPr>
         <w:tblW w:type="pct" w:w="100%"/>
@@ -2897,6 +3059,33 @@
           <w:szCs w:val="22"/>
         </w:rPr>
         <w:t xml:space="preserve">MCP Demo Scenario 5: Compliance Audit</w:t>
+      </w:r>
+    </w:p>
+    <w:p>
+      <w:pPr>
+        <w:spacing w:after="120" w:before="80"/>
+      </w:pPr>
+      <w:r>
+        <w:rPr>
+          <w:rFonts w:ascii="Inter" w:cs="Inter" w:eastAsia="Inter" w:hAnsi="Inter"/>
+          <w:b/>
+          <w:bCs/>
+          <w:color w:val="006580"/>
+          <w:sz w:val="20"/>
+          <w:szCs w:val="20"/>
+        </w:rPr>
+        <w:t xml:space="preserve">Project Qlarity context:  </w:t>
+      </w:r>
+      <w:r>
+        <w:rPr>
+          <w:rFonts w:ascii="Inter" w:cs="Inter" w:eastAsia="Inter" w:hAnsi="Inter"/>
+          <w:i/>
+          <w:iCs/>
+          <w:color w:val="454659"/>
+          <w:sz w:val="20"/>
+          <w:szCs w:val="20"/>
+        </w:rPr>
+        <w:t xml:space="preserve">Project Qlarity Phase 3 MCP closing Nightmare #7 (Compliance Traceability Gap) — instant NVWA audit readiness from the governed lot-capture and recall data.</w:t>
       </w:r>
     </w:p>
     <w:tbl>
@@ -3690,7 +3879,7 @@
         <w:sz w:val="18"/>
         <w:szCs w:val="18"/>
       </w:rPr>
-      <w:t xml:space="preserve">DEMO SCRIPT — Module 13</w:t>
+      <w:t xml:space="preserve">Project Qlarity Demo Walkthrough — Module 13</w:t>
     </w:r>
   </w:p>
 </w:hdr>

--- a/documents/demo-scripts/13_Discovery_Agent_MCP.docx
+++ b/documents/demo-scripts/13_Discovery_Agent_MCP.docx
@@ -84,7 +84,7 @@
             <w:r>
               <w:rPr>
                 <w:rFonts w:ascii="Inter" w:cs="Inter" w:eastAsia="Inter" w:hAnsi="Inter"/>
-                <w:color w:val="454659"/>
+                <w:color w:val="54565A"/>
                 <w:sz w:val="20"/>
                 <w:szCs w:val="20"/>
               </w:rPr>
@@ -140,7 +140,7 @@
             <w:r>
               <w:rPr>
                 <w:rFonts w:ascii="Inter" w:cs="Inter" w:eastAsia="Inter" w:hAnsi="Inter"/>
-                <w:color w:val="454659"/>
+                <w:color w:val="54565A"/>
                 <w:sz w:val="20"/>
                 <w:szCs w:val="20"/>
               </w:rPr>
@@ -196,7 +196,7 @@
             <w:r>
               <w:rPr>
                 <w:rFonts w:ascii="Inter" w:cs="Inter" w:eastAsia="Inter" w:hAnsi="Inter"/>
-                <w:color w:val="454659"/>
+                <w:color w:val="54565A"/>
                 <w:sz w:val="20"/>
                 <w:szCs w:val="20"/>
               </w:rPr>
@@ -252,7 +252,7 @@
             <w:r>
               <w:rPr>
                 <w:rFonts w:ascii="Inter" w:cs="Inter" w:eastAsia="Inter" w:hAnsi="Inter"/>
-                <w:color w:val="454659"/>
+                <w:color w:val="54565A"/>
                 <w:sz w:val="20"/>
                 <w:szCs w:val="20"/>
               </w:rPr>
@@ -282,7 +282,7 @@
           <w:rFonts w:ascii="Inter" w:cs="Inter" w:eastAsia="Inter" w:hAnsi="Inter"/>
           <w:i/>
           <w:iCs/>
-          <w:color w:val="454659"/>
+          <w:color w:val="54565A"/>
           <w:sz w:val="20"/>
           <w:szCs w:val="20"/>
         </w:rPr>
@@ -317,7 +317,7 @@
           <w:bCs w:val="false"/>
           <w:i w:val="false"/>
           <w:iCs w:val="false"/>
-          <w:color w:val="454659"/>
+          <w:color w:val="54565A"/>
           <w:sz w:val="21"/>
           <w:szCs w:val="21"/>
         </w:rPr>
@@ -417,7 +417,7 @@
                 <w:rFonts w:ascii="Inter" w:cs="Inter" w:eastAsia="Inter" w:hAnsi="Inter"/>
                 <w:i/>
                 <w:iCs/>
-                <w:color w:val="454659"/>
+                <w:color w:val="54565A"/>
                 <w:sz w:val="20"/>
                 <w:szCs w:val="20"/>
               </w:rPr>
@@ -447,7 +447,7 @@
           <w:rFonts w:ascii="Inter" w:cs="Inter" w:eastAsia="Inter" w:hAnsi="Inter"/>
           <w:i/>
           <w:iCs/>
-          <w:color w:val="454659"/>
+          <w:color w:val="54565A"/>
           <w:sz w:val="20"/>
           <w:szCs w:val="20"/>
         </w:rPr>
@@ -522,7 +522,7 @@
           <w:rFonts w:ascii="Inter" w:cs="Inter" w:eastAsia="Inter" w:hAnsi="Inter"/>
           <w:b w:val="false"/>
           <w:bCs w:val="false"/>
-          <w:color w:val="454659"/>
+          <w:color w:val="54565A"/>
           <w:sz w:val="21"/>
           <w:szCs w:val="21"/>
         </w:rPr>
@@ -550,7 +550,7 @@
           <w:rFonts w:ascii="Inter" w:cs="Inter" w:eastAsia="Inter" w:hAnsi="Inter"/>
           <w:b w:val="false"/>
           <w:bCs w:val="false"/>
-          <w:color w:val="454659"/>
+          <w:color w:val="54565A"/>
           <w:sz w:val="21"/>
           <w:szCs w:val="21"/>
         </w:rPr>
@@ -678,7 +678,7 @@
             <w:r>
               <w:rPr>
                 <w:rFonts w:ascii="Inter" w:cs="Inter" w:eastAsia="Inter" w:hAnsi="Inter"/>
-                <w:color w:val="454659"/>
+                <w:color w:val="54565A"/>
                 <w:sz w:val="19"/>
                 <w:szCs w:val="19"/>
               </w:rPr>
@@ -703,7 +703,7 @@
             <w:r>
               <w:rPr>
                 <w:rFonts w:ascii="Inter" w:cs="Inter" w:eastAsia="Inter" w:hAnsi="Inter"/>
-                <w:color w:val="454659"/>
+                <w:color w:val="54565A"/>
                 <w:sz w:val="19"/>
                 <w:szCs w:val="19"/>
               </w:rPr>
@@ -728,7 +728,7 @@
             <w:r>
               <w:rPr>
                 <w:rFonts w:ascii="Inter" w:cs="Inter" w:eastAsia="Inter" w:hAnsi="Inter"/>
-                <w:color w:val="454659"/>
+                <w:color w:val="54565A"/>
                 <w:sz w:val="19"/>
                 <w:szCs w:val="19"/>
               </w:rPr>
@@ -754,7 +754,7 @@
             <w:r>
               <w:rPr>
                 <w:rFonts w:ascii="Inter" w:cs="Inter" w:eastAsia="Inter" w:hAnsi="Inter"/>
-                <w:color w:val="454659"/>
+                <w:color w:val="54565A"/>
                 <w:sz w:val="19"/>
                 <w:szCs w:val="19"/>
               </w:rPr>
@@ -778,7 +778,7 @@
             <w:r>
               <w:rPr>
                 <w:rFonts w:ascii="Inter" w:cs="Inter" w:eastAsia="Inter" w:hAnsi="Inter"/>
-                <w:color w:val="454659"/>
+                <w:color w:val="54565A"/>
                 <w:sz w:val="19"/>
                 <w:szCs w:val="19"/>
               </w:rPr>
@@ -802,7 +802,7 @@
             <w:r>
               <w:rPr>
                 <w:rFonts w:ascii="Inter" w:cs="Inter" w:eastAsia="Inter" w:hAnsi="Inter"/>
-                <w:color w:val="454659"/>
+                <w:color w:val="54565A"/>
                 <w:sz w:val="19"/>
                 <w:szCs w:val="19"/>
               </w:rPr>
@@ -829,7 +829,7 @@
             <w:r>
               <w:rPr>
                 <w:rFonts w:ascii="Inter" w:cs="Inter" w:eastAsia="Inter" w:hAnsi="Inter"/>
-                <w:color w:val="454659"/>
+                <w:color w:val="54565A"/>
                 <w:sz w:val="19"/>
                 <w:szCs w:val="19"/>
               </w:rPr>
@@ -854,7 +854,7 @@
             <w:r>
               <w:rPr>
                 <w:rFonts w:ascii="Inter" w:cs="Inter" w:eastAsia="Inter" w:hAnsi="Inter"/>
-                <w:color w:val="454659"/>
+                <w:color w:val="54565A"/>
                 <w:sz w:val="19"/>
                 <w:szCs w:val="19"/>
               </w:rPr>
@@ -879,7 +879,7 @@
             <w:r>
               <w:rPr>
                 <w:rFonts w:ascii="Inter" w:cs="Inter" w:eastAsia="Inter" w:hAnsi="Inter"/>
-                <w:color w:val="454659"/>
+                <w:color w:val="54565A"/>
                 <w:sz w:val="19"/>
                 <w:szCs w:val="19"/>
               </w:rPr>
@@ -925,7 +925,7 @@
           <w:rFonts w:ascii="Inter" w:cs="Inter" w:eastAsia="Inter" w:hAnsi="Inter"/>
           <w:i/>
           <w:iCs/>
-          <w:color w:val="454659"/>
+          <w:color w:val="54565A"/>
           <w:sz w:val="20"/>
           <w:szCs w:val="20"/>
         </w:rPr>
@@ -944,7 +944,7 @@
           <w:bCs w:val="false"/>
           <w:i w:val="false"/>
           <w:iCs w:val="false"/>
-          <w:color w:val="454659"/>
+          <w:color w:val="54565A"/>
           <w:sz w:val="21"/>
           <w:szCs w:val="21"/>
         </w:rPr>
@@ -972,7 +972,7 @@
           <w:rFonts w:ascii="Inter" w:cs="Inter" w:eastAsia="Inter" w:hAnsi="Inter"/>
           <w:b w:val="false"/>
           <w:bCs w:val="false"/>
-          <w:color w:val="454659"/>
+          <w:color w:val="54565A"/>
           <w:sz w:val="21"/>
           <w:szCs w:val="21"/>
         </w:rPr>
@@ -1000,7 +1000,7 @@
           <w:rFonts w:ascii="Inter" w:cs="Inter" w:eastAsia="Inter" w:hAnsi="Inter"/>
           <w:b w:val="false"/>
           <w:bCs w:val="false"/>
-          <w:color w:val="454659"/>
+          <w:color w:val="54565A"/>
           <w:sz w:val="21"/>
           <w:szCs w:val="21"/>
         </w:rPr>
@@ -1028,7 +1028,7 @@
           <w:rFonts w:ascii="Inter" w:cs="Inter" w:eastAsia="Inter" w:hAnsi="Inter"/>
           <w:b w:val="false"/>
           <w:bCs w:val="false"/>
-          <w:color w:val="454659"/>
+          <w:color w:val="54565A"/>
           <w:sz w:val="21"/>
           <w:szCs w:val="21"/>
         </w:rPr>
@@ -1110,7 +1110,7 @@
             <w:r>
               <w:rPr>
                 <w:rFonts w:ascii="Inter" w:cs="Inter" w:eastAsia="Inter" w:hAnsi="Inter"/>
-                <w:color w:val="454659"/>
+                <w:color w:val="54565A"/>
                 <w:sz w:val="20"/>
                 <w:szCs w:val="20"/>
               </w:rPr>
@@ -1141,7 +1141,7 @@
           <w:rFonts w:ascii="Inter" w:cs="Inter" w:eastAsia="Inter" w:hAnsi="Inter"/>
           <w:b w:val="false"/>
           <w:bCs w:val="false"/>
-          <w:color w:val="454659"/>
+          <w:color w:val="54565A"/>
           <w:sz w:val="21"/>
           <w:szCs w:val="21"/>
         </w:rPr>
@@ -1207,7 +1207,7 @@
             <w:r>
               <w:rPr>
                 <w:rFonts w:ascii="Inter" w:cs="Inter" w:eastAsia="Inter" w:hAnsi="Inter"/>
-                <w:color w:val="454659"/>
+                <w:color w:val="54565A"/>
                 <w:sz w:val="20"/>
                 <w:szCs w:val="20"/>
               </w:rPr>
@@ -1276,7 +1276,7 @@
           <w:bCs w:val="false"/>
           <w:i w:val="false"/>
           <w:iCs w:val="false"/>
-          <w:color w:val="454659"/>
+          <w:color w:val="54565A"/>
           <w:sz w:val="21"/>
           <w:szCs w:val="21"/>
         </w:rPr>
@@ -1304,7 +1304,7 @@
           <w:rFonts w:ascii="Inter" w:cs="Inter" w:eastAsia="Inter" w:hAnsi="Inter"/>
           <w:b w:val="false"/>
           <w:bCs w:val="false"/>
-          <w:color w:val="454659"/>
+          <w:color w:val="54565A"/>
           <w:sz w:val="21"/>
           <w:szCs w:val="21"/>
         </w:rPr>
@@ -1332,7 +1332,7 @@
           <w:rFonts w:ascii="Inter" w:cs="Inter" w:eastAsia="Inter" w:hAnsi="Inter"/>
           <w:b w:val="false"/>
           <w:bCs w:val="false"/>
-          <w:color w:val="454659"/>
+          <w:color w:val="54565A"/>
           <w:sz w:val="21"/>
           <w:szCs w:val="21"/>
         </w:rPr>
@@ -1414,7 +1414,7 @@
             <w:r>
               <w:rPr>
                 <w:rFonts w:ascii="Consolas" w:cs="Consolas" w:eastAsia="Consolas" w:hAnsi="Consolas"/>
-                <w:color w:val="454659"/>
+                <w:color w:val="54565A"/>
                 <w:sz w:val="20"/>
                 <w:szCs w:val="20"/>
               </w:rPr>
@@ -1454,7 +1454,7 @@
           <w:rFonts w:ascii="Inter" w:cs="Inter" w:eastAsia="Inter" w:hAnsi="Inter"/>
           <w:b w:val="false"/>
           <w:bCs w:val="false"/>
-          <w:color w:val="454659"/>
+          <w:color w:val="54565A"/>
           <w:sz w:val="21"/>
           <w:szCs w:val="21"/>
         </w:rPr>
@@ -1482,7 +1482,7 @@
           <w:rFonts w:ascii="Inter" w:cs="Inter" w:eastAsia="Inter" w:hAnsi="Inter"/>
           <w:b w:val="false"/>
           <w:bCs w:val="false"/>
-          <w:color w:val="454659"/>
+          <w:color w:val="54565A"/>
           <w:sz w:val="21"/>
           <w:szCs w:val="21"/>
         </w:rPr>
@@ -1548,11 +1548,11 @@
             <w:r>
               <w:rPr>
                 <w:rFonts w:ascii="Inter" w:cs="Inter" w:eastAsia="Inter" w:hAnsi="Inter"/>
-                <w:color w:val="454659"/>
+                <w:color w:val="54565A"/>
                 <w:sz w:val="20"/>
                 <w:szCs w:val="20"/>
               </w:rPr>
-              <w:t xml:space="preserve">Key talking point: The Qlik MCP Server exposes 71 tools across 11 categories — App Discovery, Bookmarks, Business Glossary, Datasets &amp; Data Quality, Data Exploration, Data Products, Lineage, Master Items, Selections, Visualization &amp; Sheets. These are live Qlik Cloud capabilities, not simulated responses.</w:t>
+              <w:t xml:space="preserve">Key talking point: The Qlik MCP Server exposes 71 tools across 10 categories — App Discovery, Bookmarks, Business Glossary, Datasets &amp; Data Quality, Data Exploration, Data Products, Lineage, Master Items, Selections, Visualization &amp; Sheets. These are live Qlik Cloud capabilities, not simulated responses.</w:t>
             </w:r>
           </w:p>
         </w:tc>
@@ -1679,7 +1679,7 @@
             <w:r>
               <w:rPr>
                 <w:rFonts w:ascii="Inter" w:cs="Inter" w:eastAsia="Inter" w:hAnsi="Inter"/>
-                <w:color w:val="454659"/>
+                <w:color w:val="54565A"/>
                 <w:sz w:val="19"/>
                 <w:szCs w:val="19"/>
               </w:rPr>
@@ -1704,7 +1704,7 @@
             <w:r>
               <w:rPr>
                 <w:rFonts w:ascii="Inter" w:cs="Inter" w:eastAsia="Inter" w:hAnsi="Inter"/>
-                <w:color w:val="454659"/>
+                <w:color w:val="54565A"/>
                 <w:sz w:val="19"/>
                 <w:szCs w:val="19"/>
               </w:rPr>
@@ -1729,7 +1729,7 @@
             <w:r>
               <w:rPr>
                 <w:rFonts w:ascii="Inter" w:cs="Inter" w:eastAsia="Inter" w:hAnsi="Inter"/>
-                <w:color w:val="454659"/>
+                <w:color w:val="54565A"/>
                 <w:sz w:val="19"/>
                 <w:szCs w:val="19"/>
               </w:rPr>
@@ -1755,7 +1755,7 @@
             <w:r>
               <w:rPr>
                 <w:rFonts w:ascii="Inter" w:cs="Inter" w:eastAsia="Inter" w:hAnsi="Inter"/>
-                <w:color w:val="454659"/>
+                <w:color w:val="54565A"/>
                 <w:sz w:val="19"/>
                 <w:szCs w:val="19"/>
               </w:rPr>
@@ -1779,7 +1779,7 @@
             <w:r>
               <w:rPr>
                 <w:rFonts w:ascii="Inter" w:cs="Inter" w:eastAsia="Inter" w:hAnsi="Inter"/>
-                <w:color w:val="454659"/>
+                <w:color w:val="54565A"/>
                 <w:sz w:val="19"/>
                 <w:szCs w:val="19"/>
               </w:rPr>
@@ -1803,7 +1803,7 @@
             <w:r>
               <w:rPr>
                 <w:rFonts w:ascii="Inter" w:cs="Inter" w:eastAsia="Inter" w:hAnsi="Inter"/>
-                <w:color w:val="454659"/>
+                <w:color w:val="54565A"/>
                 <w:sz w:val="19"/>
                 <w:szCs w:val="19"/>
               </w:rPr>
@@ -1830,7 +1830,7 @@
             <w:r>
               <w:rPr>
                 <w:rFonts w:ascii="Inter" w:cs="Inter" w:eastAsia="Inter" w:hAnsi="Inter"/>
-                <w:color w:val="454659"/>
+                <w:color w:val="54565A"/>
                 <w:sz w:val="19"/>
                 <w:szCs w:val="19"/>
               </w:rPr>
@@ -1855,7 +1855,7 @@
             <w:r>
               <w:rPr>
                 <w:rFonts w:ascii="Inter" w:cs="Inter" w:eastAsia="Inter" w:hAnsi="Inter"/>
-                <w:color w:val="454659"/>
+                <w:color w:val="54565A"/>
                 <w:sz w:val="19"/>
                 <w:szCs w:val="19"/>
               </w:rPr>
@@ -1880,7 +1880,7 @@
             <w:r>
               <w:rPr>
                 <w:rFonts w:ascii="Inter" w:cs="Inter" w:eastAsia="Inter" w:hAnsi="Inter"/>
-                <w:color w:val="454659"/>
+                <w:color w:val="54565A"/>
                 <w:sz w:val="19"/>
                 <w:szCs w:val="19"/>
               </w:rPr>
@@ -1906,7 +1906,7 @@
             <w:r>
               <w:rPr>
                 <w:rFonts w:ascii="Inter" w:cs="Inter" w:eastAsia="Inter" w:hAnsi="Inter"/>
-                <w:color w:val="454659"/>
+                <w:color w:val="54565A"/>
                 <w:sz w:val="19"/>
                 <w:szCs w:val="19"/>
               </w:rPr>
@@ -1930,7 +1930,7 @@
             <w:r>
               <w:rPr>
                 <w:rFonts w:ascii="Inter" w:cs="Inter" w:eastAsia="Inter" w:hAnsi="Inter"/>
-                <w:color w:val="454659"/>
+                <w:color w:val="54565A"/>
                 <w:sz w:val="19"/>
                 <w:szCs w:val="19"/>
               </w:rPr>
@@ -1954,7 +1954,7 @@
             <w:r>
               <w:rPr>
                 <w:rFonts w:ascii="Inter" w:cs="Inter" w:eastAsia="Inter" w:hAnsi="Inter"/>
-                <w:color w:val="454659"/>
+                <w:color w:val="54565A"/>
                 <w:sz w:val="19"/>
                 <w:szCs w:val="19"/>
               </w:rPr>
@@ -1981,7 +1981,7 @@
             <w:r>
               <w:rPr>
                 <w:rFonts w:ascii="Inter" w:cs="Inter" w:eastAsia="Inter" w:hAnsi="Inter"/>
-                <w:color w:val="454659"/>
+                <w:color w:val="54565A"/>
                 <w:sz w:val="19"/>
                 <w:szCs w:val="19"/>
               </w:rPr>
@@ -2006,7 +2006,7 @@
             <w:r>
               <w:rPr>
                 <w:rFonts w:ascii="Inter" w:cs="Inter" w:eastAsia="Inter" w:hAnsi="Inter"/>
-                <w:color w:val="454659"/>
+                <w:color w:val="54565A"/>
                 <w:sz w:val="19"/>
                 <w:szCs w:val="19"/>
               </w:rPr>
@@ -2031,7 +2031,7 @@
             <w:r>
               <w:rPr>
                 <w:rFonts w:ascii="Inter" w:cs="Inter" w:eastAsia="Inter" w:hAnsi="Inter"/>
-                <w:color w:val="454659"/>
+                <w:color w:val="54565A"/>
                 <w:sz w:val="19"/>
                 <w:szCs w:val="19"/>
               </w:rPr>
@@ -2057,7 +2057,7 @@
             <w:r>
               <w:rPr>
                 <w:rFonts w:ascii="Inter" w:cs="Inter" w:eastAsia="Inter" w:hAnsi="Inter"/>
-                <w:color w:val="454659"/>
+                <w:color w:val="54565A"/>
                 <w:sz w:val="19"/>
                 <w:szCs w:val="19"/>
               </w:rPr>
@@ -2081,7 +2081,7 @@
             <w:r>
               <w:rPr>
                 <w:rFonts w:ascii="Inter" w:cs="Inter" w:eastAsia="Inter" w:hAnsi="Inter"/>
-                <w:color w:val="454659"/>
+                <w:color w:val="54565A"/>
                 <w:sz w:val="19"/>
                 <w:szCs w:val="19"/>
               </w:rPr>
@@ -2105,7 +2105,7 @@
             <w:r>
               <w:rPr>
                 <w:rFonts w:ascii="Inter" w:cs="Inter" w:eastAsia="Inter" w:hAnsi="Inter"/>
-                <w:color w:val="454659"/>
+                <w:color w:val="54565A"/>
                 <w:sz w:val="19"/>
                 <w:szCs w:val="19"/>
               </w:rPr>
@@ -2132,7 +2132,7 @@
             <w:r>
               <w:rPr>
                 <w:rFonts w:ascii="Inter" w:cs="Inter" w:eastAsia="Inter" w:hAnsi="Inter"/>
-                <w:color w:val="454659"/>
+                <w:color w:val="54565A"/>
                 <w:sz w:val="19"/>
                 <w:szCs w:val="19"/>
               </w:rPr>
@@ -2157,7 +2157,7 @@
             <w:r>
               <w:rPr>
                 <w:rFonts w:ascii="Inter" w:cs="Inter" w:eastAsia="Inter" w:hAnsi="Inter"/>
-                <w:color w:val="454659"/>
+                <w:color w:val="54565A"/>
                 <w:sz w:val="19"/>
                 <w:szCs w:val="19"/>
               </w:rPr>
@@ -2182,7 +2182,7 @@
             <w:r>
               <w:rPr>
                 <w:rFonts w:ascii="Inter" w:cs="Inter" w:eastAsia="Inter" w:hAnsi="Inter"/>
-                <w:color w:val="454659"/>
+                <w:color w:val="54565A"/>
                 <w:sz w:val="19"/>
                 <w:szCs w:val="19"/>
               </w:rPr>
@@ -2205,34 +2205,80 @@
           <w:sz w:val="22"/>
           <w:szCs w:val="22"/>
         </w:rPr>
-        <w:t xml:space="preserve">MCP Demo Scenario 1: Rotterdam Inventory</w:t>
-      </w:r>
-    </w:p>
-    <w:p>
-      <w:pPr>
-        <w:spacing w:after="120" w:before="80"/>
-      </w:pPr>
+        <w:t xml:space="preserve">Build-Side: Governance for Coding Agents (Preview)</w:t>
+      </w:r>
+    </w:p>
+    <w:p>
+      <w:pPr>
+        <w:spacing w:after="120"/>
+        <w:jc w:val="left"/>
+      </w:pPr>
+      <w:r>
+        <w:rPr>
+          <w:rFonts w:ascii="Inter" w:cs="Inter" w:eastAsia="Inter" w:hAnsi="Inter"/>
+          <w:b w:val="false"/>
+          <w:bCs w:val="false"/>
+          <w:i w:val="false"/>
+          <w:iCs w:val="false"/>
+          <w:color w:val="54565A"/>
+          <w:sz w:val="21"/>
+          <w:szCs w:val="21"/>
+        </w:rPr>
+        <w:t xml:space="preserve">The same Qlik MCP Server is the bridge that carries Qlik governance to any MCP-compatible AI assistant — including the coding agents developers use to author pipelines. Point Claude Code or GitHub Copilot at the MCP server and the agent can read data products, quality metrics, lineage, and the catalog while it works, so a developer editing the declarative pipeline YAML (Module 14) can ask 'what is the current Trust Score on Supply Chain Health?' or 'what lands silver.inventory_reconciled?' without leaving the IDE.</w:t>
+      </w:r>
+    </w:p>
+    <w:p>
+      <w:pPr>
+        <w:spacing w:after="100" w:before="60"/>
+      </w:pPr>
+      <w:r>
+        <w:rPr>
+          <w:rFonts w:ascii="Inter" w:cs="Inter" w:eastAsia="Inter" w:hAnsi="Inter"/>
+          <w:color w:val="54565A"/>
+          <w:sz w:val="20"/>
+          <w:szCs w:val="20"/>
+        </w:rPr>
+        <w:t xml:space="preserve">Expose Qlik data products, quality metrics, lineage, and catalog through one MCP server</w:t>
+      </w:r>
       <w:r>
         <w:rPr>
           <w:rFonts w:ascii="Inter" w:cs="Inter" w:eastAsia="Inter" w:hAnsi="Inter"/>
           <w:b/>
           <w:bCs/>
-          <w:color w:val="006580"/>
+          <w:color w:val="009845"/>
           <w:sz w:val="20"/>
           <w:szCs w:val="20"/>
         </w:rPr>
-        <w:t xml:space="preserve">Project Qlarity context:  </w:t>
-      </w:r>
-      <w:r>
-        <w:rPr>
-          <w:rFonts w:ascii="Inter" w:cs="Inter" w:eastAsia="Inter" w:hAnsi="Inter"/>
-          <w:i/>
-          <w:iCs/>
-          <w:color w:val="454659"/>
+        <w:t xml:space="preserve">  →  so you can  </w:t>
+      </w:r>
+      <w:r>
+        <w:rPr>
+          <w:rFonts w:ascii="Inter" w:cs="Inter" w:eastAsia="Inter" w:hAnsi="Inter"/>
+          <w:color w:val="54565A"/>
           <w:sz w:val="20"/>
           <w:szCs w:val="20"/>
         </w:rPr>
-        <w:t xml:space="preserve">Project Qlarity Phase 3 MCP querying Phase 1 monitoring outputs — phantom inventory (Nightmare #1) from the Rotterdam silent pipeline failure (Nightmare #4).</w:t>
+        <w:t xml:space="preserve">let coding agents author pipelines with governance context in view</w:t>
+      </w:r>
+      <w:r>
+        <w:rPr>
+          <w:rFonts w:ascii="Inter" w:cs="Inter" w:eastAsia="Inter" w:hAnsi="Inter"/>
+          <w:b/>
+          <w:bCs/>
+          <w:color w:val="009845"/>
+          <w:sz w:val="20"/>
+          <w:szCs w:val="20"/>
+        </w:rPr>
+        <w:t xml:space="preserve">  →  so you can  </w:t>
+      </w:r>
+      <w:r>
+        <w:rPr>
+          <w:rFonts w:ascii="Inter" w:cs="Inter" w:eastAsia="Inter" w:hAnsi="Inter"/>
+          <w:color w:val="54565A"/>
+          <w:sz w:val="20"/>
+          <w:szCs w:val="20"/>
+        </w:rPr>
+        <w:t xml:space="preserve">keep the build-side and consumption-side AI grounded in the same governed metadata</w:t>
       </w:r>
     </w:p>
     <w:tbl>
@@ -2254,6 +2300,118 @@
       <w:tr>
         <w:tc>
           <w:tcPr>
+            <w:tcW w:type="pct" w:w="1%"/>
+            <w:tcBorders>
+              <w:top w:val="none"/>
+              <w:left w:val="none"/>
+              <w:bottom w:val="none"/>
+              <w:right w:val="none"/>
+            </w:tcBorders>
+            <w:shd w:color="006580" w:val="solid"/>
+          </w:tcPr>
+          <w:p>
+            <w:pPr>
+              <w:spacing w:after="0"/>
+            </w:pPr>
+            <w:r>
+              <w:rPr>
+                <w:sz w:val="10"/>
+                <w:szCs w:val="10"/>
+              </w:rPr>
+              <w:t xml:space="preserve"> </w:t>
+            </w:r>
+          </w:p>
+        </w:tc>
+        <w:tc>
+          <w:tcPr>
+            <w:tcW w:type="pct" w:w="99%"/>
+            <w:shd w:color="F6F7F8" w:val="solid"/>
+            <w:tcMar>
+              <w:top w:type="dxa" w:w="80"/>
+              <w:left w:type="dxa" w:w="120"/>
+              <w:bottom w:type="dxa" w:w="80"/>
+              <w:right w:type="dxa" w:w="120"/>
+            </w:tcMar>
+          </w:tcPr>
+          <w:p>
+            <w:pPr>
+              <w:spacing w:after="0"/>
+            </w:pPr>
+            <w:r>
+              <w:rPr>
+                <w:rFonts w:ascii="Inter" w:cs="Inter" w:eastAsia="Inter" w:hAnsi="Inter"/>
+                <w:color w:val="54565A"/>
+                <w:sz w:val="20"/>
+                <w:szCs w:val="20"/>
+              </w:rPr>
+              <w:t xml:space="preserve">Preview / roadmap: the Qlik MCP Server tooling is a Qlik internal preview (June 2026). Position it as forward-looking. It is the same governance surface Module 14 (declarative pipelines) and the agentic-engineering modules build against — one MCP server serving both the developer in the IDE and the analyst in a chat.</w:t>
+            </w:r>
+          </w:p>
+        </w:tc>
+      </w:tr>
+    </w:tbl>
+    <w:p>
+      <w:pPr>
+        <w:spacing w:after="100" w:before="200"/>
+      </w:pPr>
+      <w:r>
+        <w:rPr>
+          <w:rFonts w:ascii="Inter" w:cs="Inter" w:eastAsia="Inter" w:hAnsi="Inter"/>
+          <w:b/>
+          <w:bCs/>
+          <w:color w:val="19416C"/>
+          <w:sz w:val="22"/>
+          <w:szCs w:val="22"/>
+        </w:rPr>
+        <w:t xml:space="preserve">MCP Demo Scenario 1: Rotterdam Inventory</w:t>
+      </w:r>
+    </w:p>
+    <w:p>
+      <w:pPr>
+        <w:spacing w:after="120" w:before="80"/>
+      </w:pPr>
+      <w:r>
+        <w:rPr>
+          <w:rFonts w:ascii="Inter" w:cs="Inter" w:eastAsia="Inter" w:hAnsi="Inter"/>
+          <w:b/>
+          <w:bCs/>
+          <w:color w:val="006580"/>
+          <w:sz w:val="20"/>
+          <w:szCs w:val="20"/>
+        </w:rPr>
+        <w:t xml:space="preserve">Project Qlarity context:  </w:t>
+      </w:r>
+      <w:r>
+        <w:rPr>
+          <w:rFonts w:ascii="Inter" w:cs="Inter" w:eastAsia="Inter" w:hAnsi="Inter"/>
+          <w:i/>
+          <w:iCs/>
+          <w:color w:val="54565A"/>
+          <w:sz w:val="20"/>
+          <w:szCs w:val="20"/>
+        </w:rPr>
+        <w:t xml:space="preserve">Project Qlarity Phase 3 MCP querying Phase 1 monitoring outputs — phantom inventory (Nightmare #1) from the Rotterdam silent pipeline failure (Nightmare #4).</w:t>
+      </w:r>
+    </w:p>
+    <w:tbl>
+      <w:tblPr>
+        <w:tblW w:type="pct" w:w="100%"/>
+        <w:tblBorders>
+          <w:top w:val="single" w:color="auto" w:sz="4"/>
+          <w:left w:val="single" w:color="auto" w:sz="4"/>
+          <w:bottom w:val="single" w:color="auto" w:sz="4"/>
+          <w:right w:val="single" w:color="auto" w:sz="4"/>
+          <w:insideH w:val="single" w:color="auto" w:sz="4"/>
+          <w:insideV w:val="single" w:color="auto" w:sz="4"/>
+        </w:tblBorders>
+      </w:tblPr>
+      <w:tblGrid>
+        <w:gridCol w:w="100"/>
+        <w:gridCol w:w="100"/>
+      </w:tblGrid>
+      <w:tr>
+        <w:tc>
+          <w:tcPr>
             <w:tcW w:type="pct" w:w="2%"/>
             <w:tcBorders>
               <w:top w:val="none"/>
@@ -2310,7 +2468,7 @@
             <w:r>
               <w:rPr>
                 <w:rFonts w:ascii="Consolas" w:cs="Consolas" w:eastAsia="Consolas" w:hAnsi="Consolas"/>
-                <w:color w:val="454659"/>
+                <w:color w:val="54565A"/>
                 <w:sz w:val="20"/>
                 <w:szCs w:val="20"/>
               </w:rPr>
@@ -2395,7 +2553,7 @@
             <w:r>
               <w:rPr>
                 <w:rFonts w:ascii="Inter" w:cs="Inter" w:eastAsia="Inter" w:hAnsi="Inter"/>
-                <w:color w:val="454659"/>
+                <w:color w:val="54565A"/>
                 <w:sz w:val="20"/>
                 <w:szCs w:val="20"/>
               </w:rPr>
@@ -2442,7 +2600,7 @@
           <w:rFonts w:ascii="Inter" w:cs="Inter" w:eastAsia="Inter" w:hAnsi="Inter"/>
           <w:i/>
           <w:iCs/>
-          <w:color w:val="454659"/>
+          <w:color w:val="54565A"/>
           <w:sz w:val="20"/>
           <w:szCs w:val="20"/>
         </w:rPr>
@@ -2524,7 +2682,7 @@
             <w:r>
               <w:rPr>
                 <w:rFonts w:ascii="Consolas" w:cs="Consolas" w:eastAsia="Consolas" w:hAnsi="Consolas"/>
-                <w:color w:val="454659"/>
+                <w:color w:val="54565A"/>
                 <w:sz w:val="20"/>
                 <w:szCs w:val="20"/>
               </w:rPr>
@@ -2609,7 +2767,7 @@
             <w:r>
               <w:rPr>
                 <w:rFonts w:ascii="Inter" w:cs="Inter" w:eastAsia="Inter" w:hAnsi="Inter"/>
-                <w:color w:val="454659"/>
+                <w:color w:val="54565A"/>
                 <w:sz w:val="20"/>
                 <w:szCs w:val="20"/>
               </w:rPr>
@@ -2655,7 +2813,7 @@
           <w:rFonts w:ascii="Inter" w:cs="Inter" w:eastAsia="Inter" w:hAnsi="Inter"/>
           <w:i/>
           <w:iCs/>
-          <w:color w:val="454659"/>
+          <w:color w:val="54565A"/>
           <w:sz w:val="20"/>
           <w:szCs w:val="20"/>
         </w:rPr>
@@ -2737,7 +2895,7 @@
             <w:r>
               <w:rPr>
                 <w:rFonts w:ascii="Consolas" w:cs="Consolas" w:eastAsia="Consolas" w:hAnsi="Consolas"/>
-                <w:color w:val="454659"/>
+                <w:color w:val="54565A"/>
                 <w:sz w:val="20"/>
                 <w:szCs w:val="20"/>
               </w:rPr>
@@ -2822,7 +2980,7 @@
             <w:r>
               <w:rPr>
                 <w:rFonts w:ascii="Inter" w:cs="Inter" w:eastAsia="Inter" w:hAnsi="Inter"/>
-                <w:color w:val="454659"/>
+                <w:color w:val="54565A"/>
                 <w:sz w:val="20"/>
                 <w:szCs w:val="20"/>
               </w:rPr>
@@ -2868,7 +3026,7 @@
           <w:rFonts w:ascii="Inter" w:cs="Inter" w:eastAsia="Inter" w:hAnsi="Inter"/>
           <w:i/>
           <w:iCs/>
-          <w:color w:val="454659"/>
+          <w:color w:val="54565A"/>
           <w:sz w:val="20"/>
           <w:szCs w:val="20"/>
         </w:rPr>
@@ -2950,7 +3108,7 @@
             <w:r>
               <w:rPr>
                 <w:rFonts w:ascii="Consolas" w:cs="Consolas" w:eastAsia="Consolas" w:hAnsi="Consolas"/>
-                <w:color w:val="454659"/>
+                <w:color w:val="54565A"/>
                 <w:sz w:val="20"/>
                 <w:szCs w:val="20"/>
               </w:rPr>
@@ -3035,7 +3193,7 @@
             <w:r>
               <w:rPr>
                 <w:rFonts w:ascii="Inter" w:cs="Inter" w:eastAsia="Inter" w:hAnsi="Inter"/>
-                <w:color w:val="454659"/>
+                <w:color w:val="54565A"/>
                 <w:sz w:val="20"/>
                 <w:szCs w:val="20"/>
               </w:rPr>
@@ -3081,7 +3239,7 @@
           <w:rFonts w:ascii="Inter" w:cs="Inter" w:eastAsia="Inter" w:hAnsi="Inter"/>
           <w:i/>
           <w:iCs/>
-          <w:color w:val="454659"/>
+          <w:color w:val="54565A"/>
           <w:sz w:val="20"/>
           <w:szCs w:val="20"/>
         </w:rPr>
@@ -3163,7 +3321,7 @@
             <w:r>
               <w:rPr>
                 <w:rFonts w:ascii="Consolas" w:cs="Consolas" w:eastAsia="Consolas" w:hAnsi="Consolas"/>
-                <w:color w:val="454659"/>
+                <w:color w:val="54565A"/>
                 <w:sz w:val="20"/>
                 <w:szCs w:val="20"/>
               </w:rPr>
@@ -3248,7 +3406,7 @@
             <w:r>
               <w:rPr>
                 <w:rFonts w:ascii="Inter" w:cs="Inter" w:eastAsia="Inter" w:hAnsi="Inter"/>
-                <w:color w:val="454659"/>
+                <w:color w:val="54565A"/>
                 <w:sz w:val="20"/>
                 <w:szCs w:val="20"/>
               </w:rPr>
@@ -3331,7 +3489,7 @@
                 <w:rFonts w:ascii="Inter" w:cs="Inter" w:eastAsia="Inter" w:hAnsi="Inter"/>
                 <w:i/>
                 <w:iCs/>
-                <w:color w:val="454659"/>
+                <w:color w:val="54565A"/>
                 <w:sz w:val="18"/>
                 <w:szCs w:val="18"/>
               </w:rPr>
@@ -3361,7 +3519,7 @@
           <w:rFonts w:ascii="Inter" w:cs="Inter" w:eastAsia="Inter" w:hAnsi="Inter"/>
           <w:i/>
           <w:iCs/>
-          <w:color w:val="454659"/>
+          <w:color w:val="54565A"/>
           <w:sz w:val="20"/>
           <w:szCs w:val="20"/>
         </w:rPr>
@@ -3375,7 +3533,7 @@
       <w:r>
         <w:rPr>
           <w:rFonts w:ascii="Inter" w:cs="Inter" w:eastAsia="Inter" w:hAnsi="Inter"/>
-          <w:color w:val="454659"/>
+          <w:color w:val="54565A"/>
           <w:sz w:val="20"/>
           <w:szCs w:val="20"/>
         </w:rPr>
@@ -3395,7 +3553,7 @@
       <w:r>
         <w:rPr>
           <w:rFonts w:ascii="Inter" w:cs="Inter" w:eastAsia="Inter" w:hAnsi="Inter"/>
-          <w:color w:val="454659"/>
+          <w:color w:val="54565A"/>
           <w:sz w:val="20"/>
           <w:szCs w:val="20"/>
         </w:rPr>
@@ -3415,7 +3573,7 @@
       <w:r>
         <w:rPr>
           <w:rFonts w:ascii="Inter" w:cs="Inter" w:eastAsia="Inter" w:hAnsi="Inter"/>
-          <w:color w:val="454659"/>
+          <w:color w:val="54565A"/>
           <w:sz w:val="20"/>
           <w:szCs w:val="20"/>
         </w:rPr>
@@ -3532,6 +3690,30 @@
           <w:szCs w:val="21"/>
         </w:rPr>
         <w:t xml:space="preserve">Every MCP response is traceable: which data products were queried, which documents were cited</w:t>
+      </w:r>
+    </w:p>
+    <w:p>
+      <w:pPr>
+        <w:pStyle w:val="ListParagraph"/>
+        <w:numPr>
+          <w:ilvl w:val="0"/>
+          <w:numId w:val="1"/>
+        </w:numPr>
+        <w:spacing w:after="120"/>
+        <w:jc w:val="left"/>
+      </w:pPr>
+      <w:r>
+        <w:rPr>
+          <w:rFonts w:ascii="Inter" w:cs="Inter" w:eastAsia="Inter" w:hAnsi="Inter"/>
+          <w:b w:val="false"/>
+          <w:bCs w:val="false"/>
+          <w:i w:val="false"/>
+          <w:iCs w:val="false"/>
+          <w:color w:val="19416C"/>
+          <w:sz w:val="21"/>
+          <w:szCs w:val="21"/>
+        </w:rPr>
+        <w:t xml:space="preserve">The same MCP server (preview) also serves coding agents — governance in the IDE, not just the chat window (see Modules 14-18)</w:t>
       </w:r>
     </w:p>
     <w:p>
@@ -3636,35 +3818,11 @@
     <w:r>
       <w:rPr>
         <w:rFonts w:ascii="Inter" w:cs="Inter" w:eastAsia="Inter" w:hAnsi="Inter"/>
-        <w:color w:val="454659"/>
+        <w:color w:val="54565A"/>
         <w:sz w:val="14"/>
         <w:szCs w:val="14"/>
       </w:rPr>
-      <w:t xml:space="preserve">Meridian Commerce Group  •  </w:t>
-    </w:r>
-    <w:r>
-      <w:rPr>
-        <w:rFonts w:ascii="Inter" w:cs="Inter" w:eastAsia="Inter" w:hAnsi="Inter"/>
-        <w:color w:val="454659"/>
-        <w:sz w:val="14"/>
-        <w:szCs w:val="14"/>
-      </w:rPr>
-      <w:t xml:space="preserve">Weena 505, 3013 AL Rotterdam, Netherlands</w:t>
-    </w:r>
-  </w:p>
-  <w:p>
-    <w:pPr>
-      <w:spacing w:after="0" w:before="0"/>
-      <w:jc w:val="center"/>
-    </w:pPr>
-    <w:r>
-      <w:rPr>
-        <w:rFonts w:ascii="Inter" w:cs="Inter" w:eastAsia="Inter" w:hAnsi="Inter"/>
-        <w:color w:val="454659"/>
-        <w:sz w:val="14"/>
-        <w:szCs w:val="14"/>
-      </w:rPr>
-      <w:t xml:space="preserve">+31 10 798 4000  •  www.meridiancommerce.com  •  info@meridiancommerce.com</w:t>
+      <w:t xml:space="preserve">Qlik</w:t>
     </w:r>
   </w:p>
   <w:p>
@@ -3686,7 +3844,7 @@
     <w:r>
       <w:rPr>
         <w:rFonts w:ascii="Inter" w:cs="Inter" w:eastAsia="Inter" w:hAnsi="Inter"/>
-        <w:color w:val="454659"/>
+        <w:color w:val="54565A"/>
         <w:sz w:val="13"/>
         <w:szCs w:val="13"/>
       </w:rPr>
@@ -3695,7 +3853,7 @@
     <w:r>
       <w:rPr>
         <w:rFonts w:ascii="Inter" w:cs="Inter" w:eastAsia="Inter" w:hAnsi="Inter"/>
-        <w:color w:val="454659"/>
+        <w:color w:val="54565A"/>
         <w:sz w:val="13"/>
         <w:szCs w:val="13"/>
       </w:rPr>
@@ -3749,12 +3907,12 @@
 <w:hdr xmlns:wpc="http://schemas.microsoft.com/office/word/2010/wordprocessingCanvas" xmlns:mc="http://schemas.openxmlformats.org/markup-compatibility/2006" xmlns:o="urn:schemas-microsoft-com:office:office" xmlns:r="http://schemas.openxmlformats.org/officeDocument/2006/relationships" xmlns:m="http://schemas.openxmlformats.org/officeDocument/2006/math" xmlns:v="urn:schemas-microsoft-com:vml" xmlns:wp14="http://schemas.microsoft.com/office/word/2010/wordprocessingDrawing" xmlns:wp="http://schemas.openxmlformats.org/drawingml/2006/wordprocessingDrawing" xmlns:w10="urn:schemas-microsoft-com:office:word" xmlns:w="http://schemas.openxmlformats.org/wordprocessingml/2006/main" xmlns:w14="http://schemas.microsoft.com/office/word/2010/wordml" xmlns:w15="http://schemas.microsoft.com/office/word/2012/wordml" xmlns:wpg="http://schemas.microsoft.com/office/word/2010/wordprocessingGroup" xmlns:wpi="http://schemas.microsoft.com/office/word/2010/wordprocessingInk" xmlns:wne="http://schemas.microsoft.com/office/word/2006/wordml" xmlns:wps="http://schemas.microsoft.com/office/word/2010/wordprocessingShape" xmlns:cx="http://schemas.microsoft.com/office/drawing/2014/chartex" xmlns:cx1="http://schemas.microsoft.com/office/drawing/2015/9/8/chartex" xmlns:cx2="http://schemas.microsoft.com/office/drawing/2015/10/21/chartex" xmlns:cx3="http://schemas.microsoft.com/office/drawing/2016/5/9/chartex" xmlns:cx4="http://schemas.microsoft.com/office/drawing/2016/5/10/chartex" xmlns:cx5="http://schemas.microsoft.com/office/drawing/2016/5/11/chartex" xmlns:cx6="http://schemas.microsoft.com/office/drawing/2016/5/12/chartex" xmlns:cx7="http://schemas.microsoft.com/office/drawing/2016/5/13/chartex" xmlns:cx8="http://schemas.microsoft.com/office/drawing/2016/5/14/chartex" xmlns:w16cid="http://schemas.microsoft.com/office/word/2016/wordml/cid" xmlns:w16se="http://schemas.microsoft.com/office/word/2015/wordml/symex">
   <w:p>
     <w:pPr>
-      <w:spacing w:after="0"/>
+      <w:spacing w:after="60"/>
     </w:pPr>
     <w:r>
       <w:drawing>
         <wp:inline distT="0" distB="0" distL="0" distR="0">
-          <wp:extent cx="762000" cy="333375"/>
+          <wp:extent cx="1123950" cy="628650"/>
           <wp:effectExtent t="0" r="0" b="0" l="0"/>
           <wp:docPr id="1" name="" descr="" title=""/>
           <wp:cNvGraphicFramePr>
@@ -3779,7 +3937,7 @@
                 <pic:spPr bwMode="auto">
                   <a:xfrm>
                     <a:off x="0" y="0"/>
-                    <a:ext cx="762000" cy="333375"/>
+                    <a:ext cx="1123950" cy="628650"/>
                   </a:xfrm>
                   <a:prstGeom prst="rect">
                     <a:avLst/>
@@ -3790,63 +3948,6 @@
           </a:graphic>
         </wp:inline>
       </w:drawing>
-    </w:r>
-    <w:r>
-      <w:rPr>
-        <w:rFonts w:ascii="Inter" w:cs="Inter" w:eastAsia="Inter" w:hAnsi="Inter"/>
-        <w:sz w:val="20"/>
-        <w:szCs w:val="20"/>
-      </w:rPr>
-      <w:t xml:space="preserve">   </w:t>
-    </w:r>
-    <w:r>
-      <w:rPr>
-        <w:rFonts w:ascii="Inter" w:cs="Inter" w:eastAsia="Inter" w:hAnsi="Inter"/>
-        <w:b/>
-        <w:bCs/>
-        <w:color w:val="19416C"/>
-        <w:sz w:val="26"/>
-        <w:szCs w:val="26"/>
-      </w:rPr>
-      <w:t xml:space="preserve">MERIDIAN</w:t>
-    </w:r>
-    <w:r>
-      <w:rPr>
-        <w:rFonts w:ascii="Inter" w:cs="Inter" w:eastAsia="Inter" w:hAnsi="Inter"/>
-        <w:b w:val="false"/>
-        <w:bCs w:val="false"/>
-        <w:color w:val="19416C"/>
-        <w:sz w:val="26"/>
-        <w:szCs w:val="26"/>
-      </w:rPr>
-      <w:t xml:space="preserve"> COMMERCE </w:t>
-    </w:r>
-    <w:r>
-      <w:rPr>
-        <w:rFonts w:ascii="Inter" w:cs="Inter" w:eastAsia="Inter" w:hAnsi="Inter"/>
-        <w:b/>
-        <w:bCs/>
-        <w:color w:val="009845"/>
-        <w:sz w:val="26"/>
-        <w:szCs w:val="26"/>
-      </w:rPr>
-      <w:t xml:space="preserve">GROUP</w:t>
-    </w:r>
-  </w:p>
-  <w:p>
-    <w:pPr>
-      <w:spacing w:after="0"/>
-    </w:pPr>
-    <w:r>
-      <w:rPr>
-        <w:rFonts w:ascii="Inter" w:cs="Inter" w:eastAsia="Inter" w:hAnsi="Inter"/>
-        <w:i/>
-        <w:iCs/>
-        <w:color w:val="454659"/>
-        <w:sz w:val="16"/>
-        <w:szCs w:val="16"/>
-      </w:rPr>
-      <w:t xml:space="preserve">The neighborhood store with global reach</w:t>
     </w:r>
   </w:p>
   <w:p>
@@ -3981,12 +4082,12 @@
 </file>
 
 <file path=word/styles.xml><?xml version="1.0" encoding="utf-8"?>
-<w:styles xmlns:mc="http://schemas.openxmlformats.org/markup-compatibility/2006" xmlns:r="http://schemas.openxmlformats.org/officeDocument/2006/relationships" xmlns:w="http://schemas.openxmlformats.org/wordprocessingml/2006/main" xmlns:w14="http://schemas.microsoft.com/office/word/2010/wordml" xmlns:w15="http://schemas.microsoft.com/office/word/2012/wordml" xmlns:w16cex="http://schemas.microsoft.com/office/word/2018/wordml/cex" xmlns:w16cid="http://schemas.microsoft.com/office/word/2016/wordml/cid" xmlns:w16="http://schemas.microsoft.com/office/word/2018/wordml" xmlns:w16sdtdh="http://schemas.microsoft.com/office/word/2020/wordml/sdtdatahash" xmlns:w16se="http://schemas.microsoft.com/office/word/2015/wordml/symex" mc:Ignorable="w14 w15 w16se w16cid w16 w16cex w16sdtdh">
+<w:styles xmlns:mc="http://schemas.openxmlformats.org/markup-compatibility/2006" xmlns:r="http://schemas.openxmlformats.org/officeDocument/2006/relationships" xmlns:w="http://schemas.openxmlformats.org/wordprocessingml/2006/main" xmlns:w14="http://schemas.microsoft.com/office/word/2010/wordml" xmlns:w15="http://schemas.microsoft.com/office/word/2012/wordml" mc:Ignorable="w14 w15">
   <w:docDefaults>
     <w:rPrDefault>
       <w:rPr>
         <w:rFonts w:ascii="Inter" w:cs="Inter" w:eastAsia="Inter" w:hAnsi="Inter"/>
-        <w:color w:val="454659"/>
+        <w:color w:val="54565A"/>
         <w:sz w:val="22"/>
         <w:szCs w:val="22"/>
       </w:rPr>
@@ -4186,941 +4287,5 @@
       <w:szCs w:val="20"/>
     </w:rPr>
   </w:style>
-  <w:docDefaults>
-    <w:rPrDefault>
-      <w:rPr>
-        <w:rFonts w:asciiTheme="minorHAnsi" w:eastAsiaTheme="minorHAnsi" w:hAnsiTheme="minorHAnsi" w:cstheme="minorBidi"/>
-        <w:kern w:val="2"/>
-        <w:sz w:val="24"/>
-        <w:szCs w:val="24"/>
-        <w:lang w:val="en-US" w:eastAsia="en-US" w:bidi="ar-SA"/>
-        <w14:ligatures w14:val="standardContextual"/>
-      </w:rPr>
-    </w:rPrDefault>
-    <w:pPrDefault/>
-  </w:docDefaults>
-  <w:latentStyles w:defLockedState="0" w:defUIPriority="99" w:defSemiHidden="0" w:defUnhideWhenUsed="0" w:defQFormat="0" w:count="376">
-    <w:lsdException w:name="Normal" w:uiPriority="0" w:qFormat="1"/>
-    <w:lsdException w:name="heading 1" w:uiPriority="9" w:qFormat="1"/>
-    <w:lsdException w:name="heading 2" w:semiHidden="1" w:uiPriority="9" w:unhideWhenUsed="1" w:qFormat="1"/>
-    <w:lsdException w:name="heading 3" w:semiHidden="1" w:uiPriority="9" w:unhideWhenUsed="1" w:qFormat="1"/>
-    <w:lsdException w:name="heading 4" w:semiHidden="1" w:uiPriority="9" w:unhideWhenUsed="1" w:qFormat="1"/>
-    <w:lsdException w:name="heading 5" w:semiHidden="1" w:uiPriority="9" w:unhideWhenUsed="1" w:qFormat="1"/>
-    <w:lsdException w:name="heading 6" w:semiHidden="1" w:uiPriority="9" w:unhideWhenUsed="1" w:qFormat="1"/>
-    <w:lsdException w:name="heading 7" w:semiHidden="1" w:uiPriority="9" w:unhideWhenUsed="1" w:qFormat="1"/>
-    <w:lsdException w:name="heading 8" w:semiHidden="1" w:uiPriority="9" w:unhideWhenUsed="1" w:qFormat="1"/>
-    <w:lsdException w:name="heading 9" w:semiHidden="1" w:uiPriority="9" w:unhideWhenUsed="1" w:qFormat="1"/>
-    <w:lsdException w:name="index 1" w:semiHidden="1" w:unhideWhenUsed="1"/>
-    <w:lsdException w:name="index 2" w:semiHidden="1" w:unhideWhenUsed="1"/>
-    <w:lsdException w:name="index 3" w:semiHidden="1" w:unhideWhenUsed="1"/>
-    <w:lsdException w:name="index 4" w:semiHidden="1" w:unhideWhenUsed="1"/>
-    <w:lsdException w:name="index 5" w:semiHidden="1" w:unhideWhenUsed="1"/>
-    <w:lsdException w:name="index 6" w:semiHidden="1" w:unhideWhenUsed="1"/>
-    <w:lsdException w:name="index 7" w:semiHidden="1" w:unhideWhenUsed="1"/>
-    <w:lsdException w:name="index 8" w:semiHidden="1" w:unhideWhenUsed="1"/>
-    <w:lsdException w:name="index 9" w:semiHidden="1" w:unhideWhenUsed="1"/>
-    <w:lsdException w:name="toc 1" w:semiHidden="1" w:uiPriority="39" w:unhideWhenUsed="1"/>
-    <w:lsdException w:name="toc 2" w:semiHidden="1" w:uiPriority="39" w:unhideWhenUsed="1"/>
-    <w:lsdException w:name="toc 3" w:semiHidden="1" w:uiPriority="39" w:unhideWhenUsed="1"/>
-    <w:lsdException w:name="toc 4" w:semiHidden="1" w:uiPriority="39" w:unhideWhenUsed="1"/>
-    <w:lsdException w:name="toc 5" w:semiHidden="1" w:uiPriority="39" w:unhideWhenUsed="1"/>
-    <w:lsdException w:name="toc 6" w:semiHidden="1" w:uiPriority="39" w:unhideWhenUsed="1"/>
-    <w:lsdException w:name="toc 7" w:semiHidden="1" w:uiPriority="39" w:unhideWhenUsed="1"/>
-    <w:lsdException w:name="toc 8" w:semiHidden="1" w:uiPriority="39" w:unhideWhenUsed="1"/>
-    <w:lsdException w:name="toc 9" w:semiHidden="1" w:uiPriority="39" w:unhideWhenUsed="1"/>
-    <w:lsdException w:name="Normal Indent" w:semiHidden="1" w:unhideWhenUsed="1"/>
-    <w:lsdException w:name="footnote text" w:semiHidden="1" w:unhideWhenUsed="1"/>
-    <w:lsdException w:name="annotation text" w:semiHidden="1" w:unhideWhenUsed="1"/>
-    <w:lsdException w:name="header" w:semiHidden="1" w:unhideWhenUsed="1"/>
-    <w:lsdException w:name="footer" w:semiHidden="1" w:unhideWhenUsed="1"/>
-    <w:lsdException w:name="index heading" w:semiHidden="1" w:unhideWhenUsed="1"/>
-    <w:lsdException w:name="caption" w:semiHidden="1" w:uiPriority="35" w:unhideWhenUsed="1" w:qFormat="1"/>
-    <w:lsdException w:name="table of figures" w:semiHidden="1" w:unhideWhenUsed="1"/>
-    <w:lsdException w:name="envelope address" w:semiHidden="1" w:unhideWhenUsed="1"/>
-    <w:lsdException w:name="envelope return" w:semiHidden="1" w:unhideWhenUsed="1"/>
-    <w:lsdException w:name="footnote reference" w:semiHidden="1" w:unhideWhenUsed="1"/>
-    <w:lsdException w:name="annotation reference" w:semiHidden="1" w:unhideWhenUsed="1"/>
-    <w:lsdException w:name="line number" w:semiHidden="1" w:unhideWhenUsed="1"/>
-    <w:lsdException w:name="page number" w:semiHidden="1" w:unhideWhenUsed="1"/>
-    <w:lsdException w:name="endnote reference" w:semiHidden="1" w:unhideWhenUsed="1"/>
-    <w:lsdException w:name="endnote text" w:semiHidden="1" w:unhideWhenUsed="1"/>
-    <w:lsdException w:name="table of authorities" w:semiHidden="1" w:unhideWhenUsed="1"/>
-    <w:lsdException w:name="macro" w:semiHidden="1" w:unhideWhenUsed="1"/>
-    <w:lsdException w:name="toa heading" w:semiHidden="1" w:unhideWhenUsed="1"/>
-    <w:lsdException w:name="List" w:semiHidden="1" w:unhideWhenUsed="1"/>
-    <w:lsdException w:name="List Bullet" w:semiHidden="1" w:unhideWhenUsed="1"/>
-    <w:lsdException w:name="List Number" w:semiHidden="1" w:unhideWhenUsed="1"/>
-    <w:lsdException w:name="List 2" w:semiHidden="1" w:unhideWhenUsed="1"/>
-    <w:lsdException w:name="List 3" w:semiHidden="1" w:unhideWhenUsed="1"/>
-    <w:lsdException w:name="List 4" w:semiHidden="1" w:unhideWhenUsed="1"/>
-    <w:lsdException w:name="List 5" w:semiHidden="1" w:unhideWhenUsed="1"/>
-    <w:lsdException w:name="List Bullet 2" w:semiHidden="1" w:unhideWhenUsed="1"/>
-    <w:lsdException w:name="List Bullet 3" w:semiHidden="1" w:unhideWhenUsed="1"/>
-    <w:lsdException w:name="List Bullet 4" w:semiHidden="1" w:unhideWhenUsed="1"/>
-    <w:lsdException w:name="List Bullet 5" w:semiHidden="1" w:unhideWhenUsed="1"/>
-    <w:lsdException w:name="List Number 2" w:semiHidden="1" w:unhideWhenUsed="1"/>
-    <w:lsdException w:name="List Number 3" w:semiHidden="1" w:unhideWhenUsed="1"/>
-    <w:lsdException w:name="List Number 4" w:semiHidden="1" w:unhideWhenUsed="1"/>
-    <w:lsdException w:name="List Number 5" w:semiHidden="1" w:unhideWhenUsed="1"/>
-    <w:lsdException w:name="Title" w:uiPriority="10" w:qFormat="1"/>
-    <w:lsdException w:name="Closing" w:semiHidden="1" w:unhideWhenUsed="1"/>
-    <w:lsdException w:name="Signature" w:semiHidden="1" w:unhideWhenUsed="1"/>
-    <w:lsdException w:name="Default Paragraph Font" w:semiHidden="1" w:uiPriority="1" w:unhideWhenUsed="1"/>
-    <w:lsdException w:name="Body Text" w:semiHidden="1" w:uiPriority="1" w:unhideWhenUsed="1" w:qFormat="1"/>
-    <w:lsdException w:name="Body Text Indent" w:semiHidden="1" w:unhideWhenUsed="1"/>
-    <w:lsdException w:name="List Continue" w:semiHidden="1" w:unhideWhenUsed="1"/>
-    <w:lsdException w:name="List Continue 2" w:semiHidden="1" w:unhideWhenUsed="1"/>
-    <w:lsdException w:name="List Continue 3" w:semiHidden="1" w:unhideWhenUsed="1"/>
-    <w:lsdException w:name="List Continue 4" w:semiHidden="1" w:unhideWhenUsed="1"/>
-    <w:lsdException w:name="List Continue 5" w:semiHidden="1" w:unhideWhenUsed="1"/>
-    <w:lsdException w:name="Message Header" w:semiHidden="1" w:unhideWhenUsed="1"/>
-    <w:lsdException w:name="Subtitle" w:uiPriority="11" w:qFormat="1"/>
-    <w:lsdException w:name="Salutation" w:semiHidden="1" w:unhideWhenUsed="1"/>
-    <w:lsdException w:name="Date" w:semiHidden="1" w:unhideWhenUsed="1"/>
-    <w:lsdException w:name="Body Text First Indent" w:semiHidden="1" w:unhideWhenUsed="1"/>
-    <w:lsdException w:name="Body Text First Indent 2" w:semiHidden="1" w:unhideWhenUsed="1"/>
-    <w:lsdException w:name="Note Heading" w:semiHidden="1" w:unhideWhenUsed="1"/>
-    <w:lsdException w:name="Body Text 2" w:semiHidden="1" w:unhideWhenUsed="1"/>
-    <w:lsdException w:name="Body Text 3" w:semiHidden="1" w:unhideWhenUsed="1"/>
-    <w:lsdException w:name="Body Text Indent 2" w:semiHidden="1" w:unhideWhenUsed="1"/>
-    <w:lsdException w:name="Body Text Indent 3" w:semiHidden="1" w:unhideWhenUsed="1"/>
-    <w:lsdException w:name="Block Text" w:semiHidden="1" w:unhideWhenUsed="1"/>
-    <w:lsdException w:name="Hyperlink" w:semiHidden="1" w:unhideWhenUsed="1"/>
-    <w:lsdException w:name="FollowedHyperlink" w:semiHidden="1" w:unhideWhenUsed="1"/>
-    <w:lsdException w:name="Strong" w:uiPriority="22" w:qFormat="1"/>
-    <w:lsdException w:name="Emphasis" w:uiPriority="20" w:qFormat="1"/>
-    <w:lsdException w:name="Document Map" w:semiHidden="1" w:unhideWhenUsed="1"/>
-    <w:lsdException w:name="Plain Text" w:semiHidden="1" w:unhideWhenUsed="1"/>
-    <w:lsdException w:name="E-mail Signature" w:semiHidden="1" w:unhideWhenUsed="1"/>
-    <w:lsdException w:name="HTML Top of Form" w:semiHidden="1" w:unhideWhenUsed="1"/>
-    <w:lsdException w:name="HTML Bottom of Form" w:semiHidden="1" w:unhideWhenUsed="1"/>
-    <w:lsdException w:name="Normal (Web)" w:semiHidden="1" w:unhideWhenUsed="1"/>
-    <w:lsdException w:name="HTML Acronym" w:semiHidden="1" w:unhideWhenUsed="1"/>
-    <w:lsdException w:name="HTML Address" w:semiHidden="1" w:unhideWhenUsed="1"/>
-    <w:lsdException w:name="HTML Cite" w:semiHidden="1" w:unhideWhenUsed="1"/>
-    <w:lsdException w:name="HTML Code" w:semiHidden="1" w:unhideWhenUsed="1"/>
-    <w:lsdException w:name="HTML Definition" w:semiHidden="1" w:unhideWhenUsed="1"/>
-    <w:lsdException w:name="HTML Keyboard" w:semiHidden="1" w:unhideWhenUsed="1"/>
-    <w:lsdException w:name="HTML Preformatted" w:semiHidden="1" w:unhideWhenUsed="1"/>
-    <w:lsdException w:name="HTML Sample" w:semiHidden="1" w:unhideWhenUsed="1"/>
-    <w:lsdException w:name="HTML Typewriter" w:semiHidden="1" w:unhideWhenUsed="1"/>
-    <w:lsdException w:name="HTML Variable" w:semiHidden="1" w:unhideWhenUsed="1"/>
-    <w:lsdException w:name="Normal Table" w:semiHidden="1" w:unhideWhenUsed="1"/>
-    <w:lsdException w:name="annotation subject" w:semiHidden="1" w:unhideWhenUsed="1"/>
-    <w:lsdException w:name="No List" w:semiHidden="1" w:unhideWhenUsed="1"/>
-    <w:lsdException w:name="Outline List 1" w:semiHidden="1" w:unhideWhenUsed="1"/>
-    <w:lsdException w:name="Outline List 2" w:semiHidden="1" w:unhideWhenUsed="1"/>
-    <w:lsdException w:name="Outline List 3" w:semiHidden="1" w:unhideWhenUsed="1"/>
-    <w:lsdException w:name="Table Simple 1" w:semiHidden="1" w:unhideWhenUsed="1"/>
-    <w:lsdException w:name="Table Simple 2" w:semiHidden="1" w:unhideWhenUsed="1"/>
-    <w:lsdException w:name="Table Simple 3" w:semiHidden="1" w:unhideWhenUsed="1"/>
-    <w:lsdException w:name="Table Classic 1" w:semiHidden="1" w:unhideWhenUsed="1"/>
-    <w:lsdException w:name="Table Classic 2" w:semiHidden="1" w:unhideWhenUsed="1"/>
-    <w:lsdException w:name="Table Classic 3" w:semiHidden="1" w:unhideWhenUsed="1"/>
-    <w:lsdException w:name="Table Classic 4" w:semiHidden="1" w:unhideWhenUsed="1"/>
-    <w:lsdException w:name="Table Colorful 1" w:semiHidden="1" w:unhideWhenUsed="1"/>
-    <w:lsdException w:name="Table Colorful 2" w:semiHidden="1" w:unhideWhenUsed="1"/>
-    <w:lsdException w:name="Table Colorful 3" w:semiHidden="1" w:unhideWhenUsed="1"/>
-    <w:lsdException w:name="Table Columns 1" w:semiHidden="1" w:unhideWhenUsed="1"/>
-    <w:lsdException w:name="Table Columns 2" w:semiHidden="1" w:unhideWhenUsed="1"/>
-    <w:lsdException w:name="Table Columns 3" w:semiHidden="1" w:unhideWhenUsed="1"/>
-    <w:lsdException w:name="Table Columns 4" w:semiHidden="1" w:unhideWhenUsed="1"/>
-    <w:lsdException w:name="Table Columns 5" w:semiHidden="1" w:unhideWhenUsed="1"/>
-    <w:lsdException w:name="Table Grid 1" w:semiHidden="1" w:unhideWhenUsed="1"/>
-    <w:lsdException w:name="Table Grid 2" w:semiHidden="1" w:unhideWhenUsed="1"/>
-    <w:lsdException w:name="Table Grid 3" w:semiHidden="1" w:unhideWhenUsed="1"/>
-    <w:lsdException w:name="Table Grid 4" w:semiHidden="1" w:unhideWhenUsed="1"/>
-    <w:lsdException w:name="Table Grid 5" w:semiHidden="1" w:unhideWhenUsed="1"/>
-    <w:lsdException w:name="Table Grid 6" w:semiHidden="1" w:unhideWhenUsed="1"/>
-    <w:lsdException w:name="Table Grid 7" w:semiHidden="1" w:unhideWhenUsed="1"/>
-    <w:lsdException w:name="Table Grid 8" w:semiHidden="1" w:unhideWhenUsed="1"/>
-    <w:lsdException w:name="Table List 1" w:semiHidden="1" w:unhideWhenUsed="1"/>
-    <w:lsdException w:name="Table List 2" w:semiHidden="1" w:unhideWhenUsed="1"/>
-    <w:lsdException w:name="Table List 3" w:semiHidden="1" w:unhideWhenUsed="1"/>
-    <w:lsdException w:name="Table List 4" w:semiHidden="1" w:unhideWhenUsed="1"/>
-    <w:lsdException w:name="Table List 5" w:semiHidden="1" w:unhideWhenUsed="1"/>
-    <w:lsdException w:name="Table List 6" w:semiHidden="1" w:unhideWhenUsed="1"/>
-    <w:lsdException w:name="Table List 7" w:semiHidden="1" w:unhideWhenUsed="1"/>
-    <w:lsdException w:name="Table List 8" w:semiHidden="1" w:unhideWhenUsed="1"/>
-    <w:lsdException w:name="Table 3D effects 1" w:semiHidden="1" w:unhideWhenUsed="1"/>
-    <w:lsdException w:name="Table 3D effects 2" w:semiHidden="1" w:unhideWhenUsed="1"/>
-    <w:lsdException w:name="Table 3D effects 3" w:semiHidden="1" w:unhideWhenUsed="1"/>
-    <w:lsdException w:name="Table Contemporary" w:semiHidden="1" w:unhideWhenUsed="1"/>
-    <w:lsdException w:name="Table Elegant" w:semiHidden="1" w:unhideWhenUsed="1"/>
-    <w:lsdException w:name="Table Professional" w:semiHidden="1" w:unhideWhenUsed="1"/>
-    <w:lsdException w:name="Table Subtle 1" w:semiHidden="1" w:unhideWhenUsed="1"/>
-    <w:lsdException w:name="Table Subtle 2" w:semiHidden="1" w:unhideWhenUsed="1"/>
-    <w:lsdException w:name="Table Web 1" w:semiHidden="1" w:unhideWhenUsed="1"/>
-    <w:lsdException w:name="Table Web 2" w:semiHidden="1" w:unhideWhenUsed="1"/>
-    <w:lsdException w:name="Table Web 3" w:semiHidden="1" w:unhideWhenUsed="1"/>
-    <w:lsdException w:name="Balloon Text" w:semiHidden="1" w:unhideWhenUsed="1"/>
-    <w:lsdException w:name="Table Grid" w:uiPriority="59"/>
-    <w:lsdException w:name="Table Theme" w:semiHidden="1" w:unhideWhenUsed="1"/>
-    <w:lsdException w:name="Placeholder Text" w:semiHidden="1"/>
-    <w:lsdException w:name="No Spacing" w:uiPriority="1" w:qFormat="1"/>
-    <w:lsdException w:name="Light Shading" w:uiPriority="60"/>
-    <w:lsdException w:name="Light List" w:uiPriority="61"/>
-    <w:lsdException w:name="Light Grid" w:uiPriority="62"/>
-    <w:lsdException w:name="Medium Shading 1" w:uiPriority="63"/>
-    <w:lsdException w:name="Medium Shading 2" w:uiPriority="64"/>
-    <w:lsdException w:name="Medium List 1" w:uiPriority="65"/>
-    <w:lsdException w:name="Medium List 2" w:uiPriority="66"/>
-    <w:lsdException w:name="Medium Grid 1" w:uiPriority="67"/>
-    <w:lsdException w:name="Medium Grid 2" w:uiPriority="68"/>
-    <w:lsdException w:name="Medium Grid 3" w:uiPriority="69"/>
-    <w:lsdException w:name="Dark List" w:uiPriority="70"/>
-    <w:lsdException w:name="Colorful Shading" w:uiPriority="71"/>
-    <w:lsdException w:name="Colorful List" w:uiPriority="72"/>
-    <w:lsdException w:name="Colorful Grid" w:uiPriority="73"/>
-    <w:lsdException w:name="Light Shading Accent 1" w:uiPriority="60"/>
-    <w:lsdException w:name="Light List Accent 1" w:uiPriority="61"/>
-    <w:lsdException w:name="Light Grid Accent 1" w:uiPriority="62"/>
-    <w:lsdException w:name="Medium Shading 1 Accent 1" w:uiPriority="63"/>
-    <w:lsdException w:name="Medium Shading 2 Accent 1" w:uiPriority="64"/>
-    <w:lsdException w:name="Medium List 1 Accent 1" w:uiPriority="65"/>
-    <w:lsdException w:name="Revision" w:semiHidden="1"/>
-    <w:lsdException w:name="List Paragraph" w:uiPriority="34" w:qFormat="1"/>
-    <w:lsdException w:name="Quote" w:uiPriority="29" w:qFormat="1"/>
-    <w:lsdException w:name="Intense Quote" w:uiPriority="30" w:qFormat="1"/>
-    <w:lsdException w:name="Medium List 2 Accent 1" w:uiPriority="66"/>
-    <w:lsdException w:name="Medium Grid 1 Accent 1" w:uiPriority="67"/>
-    <w:lsdException w:name="Medium Grid 2 Accent 1" w:uiPriority="68"/>
-    <w:lsdException w:name="Medium Grid 3 Accent 1" w:uiPriority="69"/>
-    <w:lsdException w:name="Dark List Accent 1" w:uiPriority="70"/>
-    <w:lsdException w:name="Colorful Shading Accent 1" w:uiPriority="71"/>
-    <w:lsdException w:name="Colorful List Accent 1" w:uiPriority="72"/>
-    <w:lsdException w:name="Colorful Grid Accent 1" w:uiPriority="73"/>
-    <w:lsdException w:name="Light Shading Accent 2" w:uiPriority="60"/>
-    <w:lsdException w:name="Light List Accent 2" w:uiPriority="61"/>
-    <w:lsdException w:name="Light Grid Accent 2" w:uiPriority="62"/>
-    <w:lsdException w:name="Medium Shading 1 Accent 2" w:uiPriority="63"/>
-    <w:lsdException w:name="Medium Shading 2 Accent 2" w:uiPriority="64"/>
-    <w:lsdException w:name="Medium List 1 Accent 2" w:uiPriority="65"/>
-    <w:lsdException w:name="Medium List 2 Accent 2" w:uiPriority="66"/>
-    <w:lsdException w:name="Medium Grid 1 Accent 2" w:uiPriority="67"/>
-    <w:lsdException w:name="Medium Grid 2 Accent 2" w:uiPriority="68"/>
-    <w:lsdException w:name="Medium Grid 3 Accent 2" w:uiPriority="69"/>
-    <w:lsdException w:name="Dark List Accent 2" w:uiPriority="70"/>
-    <w:lsdException w:name="Colorful Shading Accent 2" w:uiPriority="71"/>
-    <w:lsdException w:name="Colorful List Accent 2" w:uiPriority="72"/>
-    <w:lsdException w:name="Colorful Grid Accent 2" w:uiPriority="73"/>
-    <w:lsdException w:name="Light Shading Accent 3" w:uiPriority="60"/>
-    <w:lsdException w:name="Light List Accent 3" w:uiPriority="61"/>
-    <w:lsdException w:name="Light Grid Accent 3" w:uiPriority="62"/>
-    <w:lsdException w:name="Medium Shading 1 Accent 3" w:uiPriority="63"/>
-    <w:lsdException w:name="Medium Shading 2 Accent 3" w:uiPriority="64"/>
-    <w:lsdException w:name="Medium List 1 Accent 3" w:uiPriority="65"/>
-    <w:lsdException w:name="Medium List 2 Accent 3" w:uiPriority="66"/>
-    <w:lsdException w:name="Medium Grid 1 Accent 3" w:uiPriority="67"/>
-    <w:lsdException w:name="Medium Grid 2 Accent 3" w:uiPriority="68"/>
-    <w:lsdException w:name="Medium Grid 3 Accent 3" w:uiPriority="69"/>
-    <w:lsdException w:name="Dark List Accent 3" w:uiPriority="70"/>
-    <w:lsdException w:name="Colorful Shading Accent 3" w:uiPriority="71"/>
-    <w:lsdException w:name="Colorful List Accent 3" w:uiPriority="72"/>
-    <w:lsdException w:name="Colorful Grid Accent 3" w:uiPriority="73"/>
-    <w:lsdException w:name="Light Shading Accent 4" w:uiPriority="60"/>
-    <w:lsdException w:name="Light List Accent 4" w:uiPriority="61"/>
-    <w:lsdException w:name="Light Grid Accent 4" w:uiPriority="62"/>
-    <w:lsdException w:name="Medium Shading 1 Accent 4" w:uiPriority="63"/>
-    <w:lsdException w:name="Medium Shading 2 Accent 4" w:uiPriority="64"/>
-    <w:lsdException w:name="Medium List 1 Accent 4" w:uiPriority="65"/>
-    <w:lsdException w:name="Medium List 2 Accent 4" w:uiPriority="66"/>
-    <w:lsdException w:name="Medium Grid 1 Accent 4" w:uiPriority="67"/>
-    <w:lsdException w:name="Medium Grid 2 Accent 4" w:uiPriority="68"/>
-    <w:lsdException w:name="Medium Grid 3 Accent 4" w:uiPriority="69"/>
-    <w:lsdException w:name="Dark List Accent 4" w:uiPriority="70"/>
-    <w:lsdException w:name="Colorful Shading Accent 4" w:uiPriority="71"/>
-    <w:lsdException w:name="Colorful List Accent 4" w:uiPriority="72"/>
-    <w:lsdException w:name="Colorful Grid Accent 4" w:uiPriority="73"/>
-    <w:lsdException w:name="Light Shading Accent 5" w:uiPriority="60"/>
-    <w:lsdException w:name="Light List Accent 5" w:uiPriority="61"/>
-    <w:lsdException w:name="Light Grid Accent 5" w:uiPriority="62"/>
-    <w:lsdException w:name="Medium Shading 1 Accent 5" w:uiPriority="63"/>
-    <w:lsdException w:name="Medium Shading 2 Accent 5" w:uiPriority="64"/>
-    <w:lsdException w:name="Medium List 1 Accent 5" w:uiPriority="65"/>
-    <w:lsdException w:name="Medium List 2 Accent 5" w:uiPriority="66"/>
-    <w:lsdException w:name="Medium Grid 1 Accent 5" w:uiPriority="67"/>
-    <w:lsdException w:name="Medium Grid 2 Accent 5" w:uiPriority="68"/>
-    <w:lsdException w:name="Medium Grid 3 Accent 5" w:uiPriority="69"/>
-    <w:lsdException w:name="Dark List Accent 5" w:uiPriority="70"/>
-    <w:lsdException w:name="Colorful Shading Accent 5" w:uiPriority="71"/>
-    <w:lsdException w:name="Colorful List Accent 5" w:uiPriority="72"/>
-    <w:lsdException w:name="Colorful Grid Accent 5" w:uiPriority="73"/>
-    <w:lsdException w:name="Light Shading Accent 6" w:uiPriority="60"/>
-    <w:lsdException w:name="Light List Accent 6" w:uiPriority="61"/>
-    <w:lsdException w:name="Light Grid Accent 6" w:uiPriority="62"/>
-    <w:lsdException w:name="Medium Shading 1 Accent 6" w:uiPriority="63"/>
-    <w:lsdException w:name="Medium Shading 2 Accent 6" w:uiPriority="64"/>
-    <w:lsdException w:name="Medium List 1 Accent 6" w:uiPriority="65"/>
-    <w:lsdException w:name="Medium List 2 Accent 6" w:uiPriority="66"/>
-    <w:lsdException w:name="Medium Grid 1 Accent 6" w:uiPriority="67"/>
-    <w:lsdException w:name="Medium Grid 2 Accent 6" w:uiPriority="68"/>
-    <w:lsdException w:name="Medium Grid 3 Accent 6" w:uiPriority="69"/>
-    <w:lsdException w:name="Dark List Accent 6" w:uiPriority="70"/>
-    <w:lsdException w:name="Colorful Shading Accent 6" w:uiPriority="71"/>
-    <w:lsdException w:name="Colorful List Accent 6" w:uiPriority="72"/>
-    <w:lsdException w:name="Colorful Grid Accent 6" w:uiPriority="73"/>
-    <w:lsdException w:name="Subtle Emphasis" w:uiPriority="19" w:qFormat="1"/>
-    <w:lsdException w:name="Intense Emphasis" w:uiPriority="21" w:qFormat="1"/>
-    <w:lsdException w:name="Subtle Reference" w:uiPriority="31" w:qFormat="1"/>
-    <w:lsdException w:name="Intense Reference" w:uiPriority="32" w:qFormat="1"/>
-    <w:lsdException w:name="Book Title" w:uiPriority="33" w:qFormat="1"/>
-    <w:lsdException w:name="Bibliography" w:semiHidden="1" w:uiPriority="37" w:unhideWhenUsed="1"/>
-    <w:lsdException w:name="TOC Heading" w:semiHidden="1" w:uiPriority="39" w:unhideWhenUsed="1" w:qFormat="1"/>
-    <w:lsdException w:name="Plain Table 1" w:uiPriority="41"/>
-    <w:lsdException w:name="Plain Table 2" w:uiPriority="42"/>
-    <w:lsdException w:name="Plain Table 3" w:uiPriority="43"/>
-    <w:lsdException w:name="Plain Table 4" w:uiPriority="44"/>
-    <w:lsdException w:name="Plain Table 5" w:uiPriority="45"/>
-    <w:lsdException w:name="Grid Table Light" w:uiPriority="40"/>
-    <w:lsdException w:name="Grid Table 1 Light" w:uiPriority="46"/>
-    <w:lsdException w:name="Grid Table 2" w:uiPriority="47"/>
-    <w:lsdException w:name="Grid Table 3" w:uiPriority="48"/>
-    <w:lsdException w:name="Grid Table 4" w:uiPriority="49"/>
-    <w:lsdException w:name="Grid Table 5 Dark" w:uiPriority="50"/>
-    <w:lsdException w:name="Grid Table 6 Colorful" w:uiPriority="51"/>
-    <w:lsdException w:name="Grid Table 7 Colorful" w:uiPriority="52"/>
-    <w:lsdException w:name="Grid Table 1 Light Accent 1" w:uiPriority="46"/>
-    <w:lsdException w:name="Grid Table 2 Accent 1" w:uiPriority="47"/>
-    <w:lsdException w:name="Grid Table 3 Accent 1" w:uiPriority="48"/>
-    <w:lsdException w:name="Grid Table 4 Accent 1" w:uiPriority="49"/>
-    <w:lsdException w:name="Grid Table 5 Dark Accent 1" w:uiPriority="50"/>
-    <w:lsdException w:name="Grid Table 6 Colorful Accent 1" w:uiPriority="51"/>
-    <w:lsdException w:name="Grid Table 7 Colorful Accent 1" w:uiPriority="52"/>
-    <w:lsdException w:name="Grid Table 1 Light Accent 2" w:uiPriority="46"/>
-    <w:lsdException w:name="Grid Table 2 Accent 2" w:uiPriority="47"/>
-    <w:lsdException w:name="Grid Table 3 Accent 2" w:uiPriority="48"/>
-    <w:lsdException w:name="Grid Table 4 Accent 2" w:uiPriority="49"/>
-    <w:lsdException w:name="Grid Table 5 Dark Accent 2" w:uiPriority="50"/>
-    <w:lsdException w:name="Grid Table 6 Colorful Accent 2" w:uiPriority="51"/>
-    <w:lsdException w:name="Grid Table 7 Colorful Accent 2" w:uiPriority="52"/>
-    <w:lsdException w:name="Grid Table 1 Light Accent 3" w:uiPriority="46"/>
-    <w:lsdException w:name="Grid Table 2 Accent 3" w:uiPriority="47"/>
-    <w:lsdException w:name="Grid Table 3 Accent 3" w:uiPriority="48"/>
-    <w:lsdException w:name="Grid Table 4 Accent 3" w:uiPriority="49"/>
-    <w:lsdException w:name="Grid Table 5 Dark Accent 3" w:uiPriority="50"/>
-    <w:lsdException w:name="Grid Table 6 Colorful Accent 3" w:uiPriority="51"/>
-    <w:lsdException w:name="Grid Table 7 Colorful Accent 3" w:uiPriority="52"/>
-    <w:lsdException w:name="Grid Table 1 Light Accent 4" w:uiPriority="46"/>
-    <w:lsdException w:name="Grid Table 2 Accent 4" w:uiPriority="47"/>
-    <w:lsdException w:name="Grid Table 3 Accent 4" w:uiPriority="48"/>
-    <w:lsdException w:name="Grid Table 4 Accent 4" w:uiPriority="49"/>
-    <w:lsdException w:name="Grid Table 5 Dark Accent 4" w:uiPriority="50"/>
-    <w:lsdException w:name="Grid Table 6 Colorful Accent 4" w:uiPriority="51"/>
-    <w:lsdException w:name="Grid Table 7 Colorful Accent 4" w:uiPriority="52"/>
-    <w:lsdException w:name="Grid Table 1 Light Accent 5" w:uiPriority="46"/>
-    <w:lsdException w:name="Grid Table 2 Accent 5" w:uiPriority="47"/>
-    <w:lsdException w:name="Grid Table 3 Accent 5" w:uiPriority="48"/>
-    <w:lsdException w:name="Grid Table 4 Accent 5" w:uiPriority="49"/>
-    <w:lsdException w:name="Grid Table 5 Dark Accent 5" w:uiPriority="50"/>
-    <w:lsdException w:name="Grid Table 6 Colorful Accent 5" w:uiPriority="51"/>
-    <w:lsdException w:name="Grid Table 7 Colorful Accent 5" w:uiPriority="52"/>
-    <w:lsdException w:name="Grid Table 1 Light Accent 6" w:uiPriority="46"/>
-    <w:lsdException w:name="Grid Table 2 Accent 6" w:uiPriority="47"/>
-    <w:lsdException w:name="Grid Table 3 Accent 6" w:uiPriority="48"/>
-    <w:lsdException w:name="Grid Table 4 Accent 6" w:uiPriority="49"/>
-    <w:lsdException w:name="Grid Table 5 Dark Accent 6" w:uiPriority="50"/>
-    <w:lsdException w:name="Grid Table 6 Colorful Accent 6" w:uiPriority="51"/>
-    <w:lsdException w:name="Grid Table 7 Colorful Accent 6" w:uiPriority="52"/>
-    <w:lsdException w:name="List Table 1 Light" w:uiPriority="46"/>
-    <w:lsdException w:name="List Table 2" w:uiPriority="47"/>
-    <w:lsdException w:name="List Table 3" w:uiPriority="48"/>
-    <w:lsdException w:name="List Table 4" w:uiPriority="49"/>
-    <w:lsdException w:name="List Table 5 Dark" w:uiPriority="50"/>
-    <w:lsdException w:name="List Table 6 Colorful" w:uiPriority="51"/>
-    <w:lsdException w:name="List Table 7 Colorful" w:uiPriority="52"/>
-    <w:lsdException w:name="List Table 1 Light Accent 1" w:uiPriority="46"/>
-    <w:lsdException w:name="List Table 2 Accent 1" w:uiPriority="47"/>
-    <w:lsdException w:name="List Table 3 Accent 1" w:uiPriority="48"/>
-    <w:lsdException w:name="List Table 4 Accent 1" w:uiPriority="49"/>
-    <w:lsdException w:name="List Table 5 Dark Accent 1" w:uiPriority="50"/>
-    <w:lsdException w:name="List Table 6 Colorful Accent 1" w:uiPriority="51"/>
-    <w:lsdException w:name="List Table 7 Colorful Accent 1" w:uiPriority="52"/>
-    <w:lsdException w:name="List Table 1 Light Accent 2" w:uiPriority="46"/>
-    <w:lsdException w:name="List Table 2 Accent 2" w:uiPriority="47"/>
-    <w:lsdException w:name="List Table 3 Accent 2" w:uiPriority="48"/>
-    <w:lsdException w:name="List Table 4 Accent 2" w:uiPriority="49"/>
-    <w:lsdException w:name="List Table 5 Dark Accent 2" w:uiPriority="50"/>
-    <w:lsdException w:name="List Table 6 Colorful Accent 2" w:uiPriority="51"/>
-    <w:lsdException w:name="List Table 7 Colorful Accent 2" w:uiPriority="52"/>
-    <w:lsdException w:name="List Table 1 Light Accent 3" w:uiPriority="46"/>
-    <w:lsdException w:name="List Table 2 Accent 3" w:uiPriority="47"/>
-    <w:lsdException w:name="List Table 3 Accent 3" w:uiPriority="48"/>
-    <w:lsdException w:name="List Table 4 Accent 3" w:uiPriority="49"/>
-    <w:lsdException w:name="List Table 5 Dark Accent 3" w:uiPriority="50"/>
-    <w:lsdException w:name="List Table 6 Colorful Accent 3" w:uiPriority="51"/>
-    <w:lsdException w:name="List Table 7 Colorful Accent 3" w:uiPriority="52"/>
-    <w:lsdException w:name="List Table 1 Light Accent 4" w:uiPriority="46"/>
-    <w:lsdException w:name="List Table 2 Accent 4" w:uiPriority="47"/>
-    <w:lsdException w:name="List Table 3 Accent 4" w:uiPriority="48"/>
-    <w:lsdException w:name="List Table 4 Accent 4" w:uiPriority="49"/>
-    <w:lsdException w:name="List Table 5 Dark Accent 4" w:uiPriority="50"/>
-    <w:lsdException w:name="List Table 6 Colorful Accent 4" w:uiPriority="51"/>
-    <w:lsdException w:name="List Table 7 Colorful Accent 4" w:uiPriority="52"/>
-    <w:lsdException w:name="List Table 1 Light Accent 5" w:uiPriority="46"/>
-    <w:lsdException w:name="List Table 2 Accent 5" w:uiPriority="47"/>
-    <w:lsdException w:name="List Table 3 Accent 5" w:uiPriority="48"/>
-    <w:lsdException w:name="List Table 4 Accent 5" w:uiPriority="49"/>
-    <w:lsdException w:name="List Table 5 Dark Accent 5" w:uiPriority="50"/>
-    <w:lsdException w:name="List Table 6 Colorful Accent 5" w:uiPriority="51"/>
-    <w:lsdException w:name="List Table 7 Colorful Accent 5" w:uiPriority="52"/>
-    <w:lsdException w:name="List Table 1 Light Accent 6" w:uiPriority="46"/>
-    <w:lsdException w:name="List Table 2 Accent 6" w:uiPriority="47"/>
-    <w:lsdException w:name="List Table 3 Accent 6" w:uiPriority="48"/>
-    <w:lsdException w:name="List Table 4 Accent 6" w:uiPriority="49"/>
-    <w:lsdException w:name="List Table 5 Dark Accent 6" w:uiPriority="50"/>
-    <w:lsdException w:name="List Table 6 Colorful Accent 6" w:uiPriority="51"/>
-    <w:lsdException w:name="List Table 7 Colorful Accent 6" w:uiPriority="52"/>
-    <w:lsdException w:name="Mention" w:semiHidden="1" w:unhideWhenUsed="1"/>
-    <w:lsdException w:name="Smart Hyperlink" w:semiHidden="1" w:unhideWhenUsed="1"/>
-    <w:lsdException w:name="Hashtag" w:semiHidden="1" w:unhideWhenUsed="1"/>
-    <w:lsdException w:name="Unresolved Mention" w:semiHidden="1" w:unhideWhenUsed="1"/>
-    <w:lsdException w:name="Smart Link" w:semiHidden="1" w:unhideWhenUsed="1"/>
-  </w:latentStyles>
-  <w:style w:type="paragraph" w:default="1" w:styleId="Normal">
-    <w:name w:val="Normal"/>
-    <w:aliases w:val="Subhead"/>
-    <w:qFormat/>
-    <w:rsid w:val="00437EFB"/>
-    <w:rPr>
-      <w:rFonts w:ascii="Inter" w:eastAsiaTheme="minorEastAsia" w:hAnsi="Inter"/>
-      <w:color w:val="009845" w:themeColor="accent1"/>
-    </w:rPr>
-  </w:style>
-  <w:style w:type="paragraph" w:styleId="Heading2">
-    <w:name w:val="heading 2"/>
-    <w:basedOn w:val="BodyP"/>
-    <w:next w:val="Normal"/>
-    <w:link w:val="Heading2Char"/>
-    <w:uiPriority w:val="9"/>
-    <w:unhideWhenUsed/>
-    <w:qFormat/>
-    <w:rsid w:val="00CF335B"/>
-    <w:pPr>
-      <w:spacing w:before="360" w:after="100" w:afterAutospacing="1" w:line="240" w:lineRule="auto"/>
-      <w:outlineLvl w:val="1"/>
-    </w:pPr>
-    <w:rPr>
-      <w:b/>
-      <w:bCs/>
-      <w:color w:val="FFFFFF" w:themeColor="background1"/>
-    </w:rPr>
-  </w:style>
-  <w:style w:type="character" w:default="1" w:styleId="DefaultParagraphFont">
-    <w:name w:val="Default Paragraph Font"/>
-    <w:uiPriority w:val="1"/>
-    <w:semiHidden/>
-    <w:unhideWhenUsed/>
-  </w:style>
-  <w:style w:type="table" w:default="1" w:styleId="TableNormal">
-    <w:name w:val="Normal Table"/>
-    <w:uiPriority w:val="99"/>
-    <w:semiHidden/>
-    <w:unhideWhenUsed/>
-    <w:tblPr>
-      <w:tblInd w:w="0" w:type="dxa"/>
-      <w:tblCellMar>
-        <w:top w:w="0" w:type="dxa"/>
-        <w:left w:w="108" w:type="dxa"/>
-        <w:bottom w:w="0" w:type="dxa"/>
-        <w:right w:w="108" w:type="dxa"/>
-      </w:tblCellMar>
-    </w:tblPr>
-  </w:style>
-  <w:style w:type="numbering" w:default="1" w:styleId="NoList">
-    <w:name w:val="No List"/>
-    <w:uiPriority w:val="99"/>
-    <w:semiHidden/>
-    <w:unhideWhenUsed/>
-  </w:style>
-  <w:style w:type="paragraph" w:styleId="Header">
-    <w:name w:val="header"/>
-    <w:basedOn w:val="Normal"/>
-    <w:link w:val="HeaderChar"/>
-    <w:uiPriority w:val="99"/>
-    <w:unhideWhenUsed/>
-    <w:rsid w:val="004135D2"/>
-    <w:pPr>
-      <w:tabs>
-        <w:tab w:val="center" w:pos="4680"/>
-        <w:tab w:val="right" w:pos="9360"/>
-      </w:tabs>
-    </w:pPr>
-  </w:style>
-  <w:style w:type="character" w:customStyle="1" w:styleId="HeaderChar">
-    <w:name w:val="Header Char"/>
-    <w:basedOn w:val="DefaultParagraphFont"/>
-    <w:link w:val="Header"/>
-    <w:uiPriority w:val="99"/>
-    <w:rsid w:val="004135D2"/>
-    <w:rPr>
-      <w:rFonts w:eastAsiaTheme="minorEastAsia"/>
-    </w:rPr>
-  </w:style>
-  <w:style w:type="paragraph" w:styleId="Footer">
-    <w:name w:val="footer"/>
-    <w:basedOn w:val="Normal"/>
-    <w:link w:val="FooterChar"/>
-    <w:uiPriority w:val="99"/>
-    <w:unhideWhenUsed/>
-    <w:rsid w:val="004135D2"/>
-    <w:pPr>
-      <w:tabs>
-        <w:tab w:val="center" w:pos="4680"/>
-        <w:tab w:val="right" w:pos="9360"/>
-      </w:tabs>
-    </w:pPr>
-  </w:style>
-  <w:style w:type="character" w:customStyle="1" w:styleId="FooterChar">
-    <w:name w:val="Footer Char"/>
-    <w:basedOn w:val="DefaultParagraphFont"/>
-    <w:link w:val="Footer"/>
-    <w:uiPriority w:val="99"/>
-    <w:rsid w:val="004135D2"/>
-    <w:rPr>
-      <w:rFonts w:eastAsiaTheme="minorEastAsia"/>
-    </w:rPr>
-  </w:style>
-  <w:style w:type="paragraph" w:customStyle="1" w:styleId="Sectiontype">
-    <w:name w:val="Section type"/>
-    <w:basedOn w:val="Normal"/>
-    <w:qFormat/>
-    <w:rsid w:val="00E52BED"/>
-    <w:pPr>
-      <w:tabs>
-        <w:tab w:val="right" w:pos="10080"/>
-      </w:tabs>
-      <w:suppressAutoHyphens/>
-      <w:autoSpaceDE w:val="0"/>
-      <w:autoSpaceDN w:val="0"/>
-      <w:adjustRightInd w:val="0"/>
-      <w:spacing w:before="600" w:after="240" w:line="480" w:lineRule="auto"/>
-      <w:textAlignment w:val="center"/>
-    </w:pPr>
-    <w:rPr>
-      <w:rFonts w:ascii="Arial" w:eastAsiaTheme="minorHAnsi" w:hAnsi="Arial" w:cs="Source Sans Pro Light"/>
-      <w:b/>
-      <w:noProof/>
-      <w:color w:val="FFFFFF" w:themeColor="background1"/>
-      <w:spacing w:val="40"/>
-      <w:kern w:val="0"/>
-      <w:sz w:val="20"/>
-      <w:szCs w:val="20"/>
-      <w14:ligatures w14:val="none"/>
-    </w:rPr>
-  </w:style>
-  <w:style w:type="paragraph" w:styleId="TOC1">
-    <w:name w:val="toc 1"/>
-    <w:basedOn w:val="Normal"/>
-    <w:next w:val="Normal"/>
-    <w:autoRedefine/>
-    <w:uiPriority w:val="39"/>
-    <w:unhideWhenUsed/>
-    <w:rsid w:val="00B41EC6"/>
-    <w:pPr>
-      <w:tabs>
-        <w:tab w:val="right" w:pos="10080"/>
-      </w:tabs>
-      <w:suppressAutoHyphens/>
-      <w:autoSpaceDE w:val="0"/>
-      <w:autoSpaceDN w:val="0"/>
-      <w:adjustRightInd w:val="0"/>
-      <w:spacing w:before="240" w:line="276" w:lineRule="auto"/>
-      <w:textAlignment w:val="center"/>
-    </w:pPr>
-    <w:rPr>
-      <w:rFonts w:eastAsiaTheme="minorHAnsi" w:cs="Source Sans Pro Light"/>
-      <w:color w:val="54565A"/>
-      <w:kern w:val="0"/>
-      <w:sz w:val="28"/>
-      <w:szCs w:val="36"/>
-      <w:u w:val="single"/>
-      <w14:ligatures w14:val="none"/>
-    </w:rPr>
-  </w:style>
-  <w:style w:type="character" w:styleId="PageNumber">
-    <w:name w:val="page number"/>
-    <w:basedOn w:val="DefaultParagraphFont"/>
-    <w:uiPriority w:val="99"/>
-    <w:semiHidden/>
-    <w:unhideWhenUsed/>
-    <w:rsid w:val="00003DD4"/>
-  </w:style>
-  <w:style w:type="paragraph" w:customStyle="1" w:styleId="BodyP">
-    <w:name w:val="Body P"/>
-    <w:basedOn w:val="Normal"/>
-    <w:qFormat/>
-    <w:rsid w:val="00DF103C"/>
-    <w:pPr>
-      <w:suppressAutoHyphens/>
-      <w:autoSpaceDE w:val="0"/>
-      <w:autoSpaceDN w:val="0"/>
-      <w:adjustRightInd w:val="0"/>
-      <w:spacing w:before="200" w:after="240" w:line="360" w:lineRule="auto"/>
-      <w:textAlignment w:val="center"/>
-    </w:pPr>
-    <w:rPr>
-      <w:rFonts w:eastAsiaTheme="minorHAnsi" w:cs="Source Sans Pro"/>
-      <w:color w:val="454659" w:themeColor="text1"/>
-      <w:kern w:val="0"/>
-      <w:sz w:val="21"/>
-      <w:szCs w:val="21"/>
-      <w14:ligatures w14:val="none"/>
-    </w:rPr>
-  </w:style>
-  <w:style w:type="paragraph" w:customStyle="1" w:styleId="Bullets1">
-    <w:name w:val="Bullets 1"/>
-    <w:basedOn w:val="BodyP"/>
-    <w:qFormat/>
-    <w:rsid w:val="00DF103C"/>
-    <w:pPr>
-      <w:numPr>
-        <w:numId w:val="1"/>
-      </w:numPr>
-      <w:spacing w:after="120"/>
-    </w:pPr>
-    <w:rPr>
-      <w:szCs w:val="22"/>
-    </w:rPr>
-  </w:style>
-  <w:style w:type="character" w:customStyle="1" w:styleId="normaltextrun">
-    <w:name w:val="normaltextrun"/>
-    <w:basedOn w:val="DefaultParagraphFont"/>
-    <w:rsid w:val="00A72D33"/>
-  </w:style>
-  <w:style w:type="paragraph" w:customStyle="1" w:styleId="Intro">
-    <w:name w:val="Intro"/>
-    <w:basedOn w:val="Normal"/>
-    <w:qFormat/>
-    <w:rsid w:val="00DF103C"/>
-    <w:pPr>
-      <w:suppressAutoHyphens/>
-      <w:autoSpaceDE w:val="0"/>
-      <w:autoSpaceDN w:val="0"/>
-      <w:adjustRightInd w:val="0"/>
-      <w:spacing w:after="120" w:line="360" w:lineRule="auto"/>
-      <w:textAlignment w:val="center"/>
-    </w:pPr>
-    <w:rPr>
-      <w:rFonts w:eastAsiaTheme="minorHAnsi" w:cs="Times New Roman (Body CS)"/>
-      <w:b/>
-      <w:bCs/>
-      <w:kern w:val="0"/>
-      <w:sz w:val="36"/>
-      <w:szCs w:val="36"/>
-      <w14:ligatures w14:val="none"/>
-    </w:rPr>
-  </w:style>
-  <w:style w:type="paragraph" w:styleId="ListParagraph">
-    <w:name w:val="List Paragraph"/>
-    <w:basedOn w:val="Normal"/>
-    <w:uiPriority w:val="34"/>
-    <w:qFormat/>
-    <w:rsid w:val="00703498"/>
-    <w:pPr>
-      <w:ind w:left="720"/>
-      <w:contextualSpacing/>
-    </w:pPr>
-  </w:style>
-  <w:style w:type="table" w:styleId="TableGrid">
-    <w:name w:val="Table Grid"/>
-    <w:basedOn w:val="TableNormal"/>
-    <w:uiPriority w:val="59"/>
-    <w:rsid w:val="007E4CE3"/>
-    <w:rPr>
-      <w:kern w:val="0"/>
-      <w14:ligatures w14:val="none"/>
-    </w:rPr>
-    <w:tblPr>
-      <w:tblBorders>
-        <w:top w:val="single" w:sz="4" w:space="0" w:color="auto"/>
-        <w:left w:val="single" w:sz="4" w:space="0" w:color="auto"/>
-        <w:bottom w:val="single" w:sz="4" w:space="0" w:color="auto"/>
-        <w:right w:val="single" w:sz="4" w:space="0" w:color="auto"/>
-        <w:insideH w:val="single" w:sz="4" w:space="0" w:color="auto"/>
-        <w:insideV w:val="single" w:sz="4" w:space="0" w:color="auto"/>
-      </w:tblBorders>
-    </w:tblPr>
-  </w:style>
-  <w:style w:type="paragraph" w:customStyle="1" w:styleId="spacer">
-    <w:name w:val="spacer"/>
-    <w:basedOn w:val="Normal"/>
-    <w:uiPriority w:val="99"/>
-    <w:qFormat/>
-    <w:rsid w:val="007E4CE3"/>
-    <w:pPr>
-      <w:tabs>
-        <w:tab w:val="center" w:pos="4680"/>
-        <w:tab w:val="right" w:pos="9360"/>
-      </w:tabs>
-    </w:pPr>
-    <w:rPr>
-      <w:rFonts w:eastAsiaTheme="minorHAnsi"/>
-      <w:color w:val="454659" w:themeColor="text1"/>
-      <w:kern w:val="0"/>
-      <w:sz w:val="2"/>
-      <w:szCs w:val="2"/>
-      <w14:ligatures w14:val="none"/>
-    </w:rPr>
-  </w:style>
-  <w:style w:type="paragraph" w:customStyle="1" w:styleId="SidebarBody">
-    <w:name w:val="Sidebar Body"/>
-    <w:basedOn w:val="Normal"/>
-    <w:link w:val="SidebarBodyChar"/>
-    <w:qFormat/>
-    <w:rsid w:val="007E4CE3"/>
-    <w:pPr>
-      <w:framePr w:hSpace="180" w:wrap="around" w:vAnchor="text" w:hAnchor="text" w:x="6840" w:y="1"/>
-      <w:spacing w:after="120" w:line="240" w:lineRule="atLeast"/>
-      <w:ind w:left="288" w:right="58"/>
-      <w:suppressOverlap/>
-    </w:pPr>
-    <w:rPr>
-      <w:rFonts w:eastAsiaTheme="minorHAnsi"/>
-      <w:color w:val="93579C" w:themeColor="accent6"/>
-      <w:kern w:val="0"/>
-      <w:sz w:val="18"/>
-      <w:szCs w:val="20"/>
-      <w14:ligatures w14:val="none"/>
-    </w:rPr>
-  </w:style>
-  <w:style w:type="character" w:customStyle="1" w:styleId="SidebarBodyChar">
-    <w:name w:val="Sidebar Body Char"/>
-    <w:basedOn w:val="DefaultParagraphFont"/>
-    <w:link w:val="SidebarBody"/>
-    <w:rsid w:val="007E4CE3"/>
-    <w:rPr>
-      <w:color w:val="93579C" w:themeColor="accent6"/>
-      <w:kern w:val="0"/>
-      <w:sz w:val="18"/>
-      <w:szCs w:val="20"/>
-      <w14:ligatures w14:val="none"/>
-    </w:rPr>
-  </w:style>
-  <w:style w:type="paragraph" w:customStyle="1" w:styleId="SidebarHeading1">
-    <w:name w:val="Sidebar Heading 1"/>
-    <w:basedOn w:val="SidebarBody"/>
-    <w:next w:val="SidebarBody"/>
-    <w:link w:val="SidebarHeading1Char"/>
-    <w:qFormat/>
-    <w:rsid w:val="007E4CE3"/>
-    <w:pPr>
-      <w:framePr w:wrap="around"/>
-      <w:spacing w:before="120" w:after="240"/>
-    </w:pPr>
-    <w:rPr>
-      <w:rFonts w:cstheme="minorHAnsi"/>
-      <w:b/>
-      <w:sz w:val="24"/>
-      <w:szCs w:val="24"/>
-    </w:rPr>
-  </w:style>
-  <w:style w:type="character" w:customStyle="1" w:styleId="SidebarHeading1Char">
-    <w:name w:val="Sidebar Heading 1 Char"/>
-    <w:basedOn w:val="DefaultParagraphFont"/>
-    <w:link w:val="SidebarHeading1"/>
-    <w:rsid w:val="007E4CE3"/>
-    <w:rPr>
-      <w:rFonts w:cstheme="minorHAnsi"/>
-      <w:b/>
-      <w:color w:val="93579C" w:themeColor="accent6"/>
-      <w:kern w:val="0"/>
-      <w14:ligatures w14:val="none"/>
-    </w:rPr>
-  </w:style>
-  <w:style w:type="character" w:customStyle="1" w:styleId="Heading2Char">
-    <w:name w:val="Heading 2 Char"/>
-    <w:basedOn w:val="DefaultParagraphFont"/>
-    <w:link w:val="Heading2"/>
-    <w:uiPriority w:val="9"/>
-    <w:rsid w:val="00CF335B"/>
-    <w:rPr>
-      <w:rFonts w:ascii="Arial" w:hAnsi="Arial" w:cs="Source Sans Pro"/>
-      <w:b/>
-      <w:bCs/>
-      <w:color w:val="FFFFFF" w:themeColor="background1"/>
-      <w:kern w:val="0"/>
-      <w:sz w:val="22"/>
-      <w:szCs w:val="22"/>
-      <w14:ligatures w14:val="none"/>
-    </w:rPr>
-  </w:style>
-  <w:style w:type="paragraph" w:customStyle="1" w:styleId="SidebarListBullet">
-    <w:name w:val="Sidebar List Bullet"/>
-    <w:basedOn w:val="Normal"/>
-    <w:next w:val="Normal"/>
-    <w:link w:val="SidebarListBulletChar"/>
-    <w:qFormat/>
-    <w:rsid w:val="000C317D"/>
-    <w:pPr>
-      <w:framePr w:hSpace="180" w:wrap="around" w:vAnchor="text" w:hAnchor="text" w:x="6840" w:y="1"/>
-      <w:numPr>
-        <w:numId w:val="3"/>
-      </w:numPr>
-      <w:spacing w:before="80" w:after="80" w:line="200" w:lineRule="atLeast"/>
-      <w:ind w:left="540" w:hanging="180"/>
-      <w:contextualSpacing/>
-      <w:suppressOverlap/>
-    </w:pPr>
-    <w:rPr>
-      <w:rFonts w:eastAsiaTheme="minorHAnsi"/>
-      <w:bCs/>
-      <w:color w:val="93579C" w:themeColor="accent6"/>
-      <w:kern w:val="0"/>
-      <w:sz w:val="18"/>
-      <w:szCs w:val="20"/>
-      <w14:ligatures w14:val="none"/>
-    </w:rPr>
-  </w:style>
-  <w:style w:type="character" w:customStyle="1" w:styleId="SidebarListBulletChar">
-    <w:name w:val="Sidebar List Bullet Char"/>
-    <w:basedOn w:val="DefaultParagraphFont"/>
-    <w:link w:val="SidebarListBullet"/>
-    <w:rsid w:val="000C317D"/>
-    <w:rPr>
-      <w:bCs/>
-      <w:color w:val="93579C" w:themeColor="accent6"/>
-      <w:kern w:val="0"/>
-      <w:sz w:val="18"/>
-      <w:szCs w:val="20"/>
-      <w14:ligatures w14:val="none"/>
-    </w:rPr>
-  </w:style>
-  <w:style w:type="paragraph" w:customStyle="1" w:styleId="SidebarHeading2">
-    <w:name w:val="Sidebar Heading 2"/>
-    <w:basedOn w:val="SidebarHeading1"/>
-    <w:qFormat/>
-    <w:rsid w:val="000C317D"/>
-    <w:pPr>
-      <w:framePr w:wrap="around"/>
-      <w:spacing w:before="180" w:after="120"/>
-    </w:pPr>
-    <w:rPr>
-      <w:sz w:val="18"/>
-      <w:szCs w:val="18"/>
-    </w:rPr>
-  </w:style>
-  <w:style w:type="paragraph" w:customStyle="1" w:styleId="SidebarQuote">
-    <w:name w:val="Sidebar Quote"/>
-    <w:basedOn w:val="SidebarBody"/>
-    <w:qFormat/>
-    <w:rsid w:val="000C317D"/>
-    <w:pPr>
-      <w:framePr w:wrap="around"/>
-      <w:spacing w:after="0" w:line="360" w:lineRule="auto"/>
-      <w:ind w:hanging="14"/>
-    </w:pPr>
-    <w:rPr>
-      <w:color w:val="10CFC9" w:themeColor="accent2"/>
-      <w:sz w:val="24"/>
-      <w:szCs w:val="24"/>
-    </w:rPr>
-  </w:style>
-  <w:style w:type="paragraph" w:customStyle="1" w:styleId="BasicParagraph">
-    <w:name w:val="[Basic Paragraph]"/>
-    <w:basedOn w:val="Normal"/>
-    <w:uiPriority w:val="99"/>
-    <w:rsid w:val="0063694C"/>
-    <w:pPr>
-      <w:suppressAutoHyphens/>
-      <w:autoSpaceDE w:val="0"/>
-      <w:autoSpaceDN w:val="0"/>
-      <w:adjustRightInd w:val="0"/>
-      <w:spacing w:line="384" w:lineRule="atLeast"/>
-      <w:textAlignment w:val="center"/>
-    </w:pPr>
-    <w:rPr>
-      <w:rFonts w:ascii="Source Sans Pro" w:eastAsiaTheme="minorHAnsi" w:hAnsi="Source Sans Pro" w:cs="Source Sans Pro"/>
-      <w:color w:val="0C2332"/>
-      <w:kern w:val="0"/>
-      <w:sz w:val="22"/>
-      <w:lang w:bidi="gu-IN"/>
-      <w14:ligatures w14:val="none"/>
-    </w:rPr>
-  </w:style>
-  <w:style w:type="paragraph" w:styleId="BodyText">
-    <w:name w:val="Body Text"/>
-    <w:basedOn w:val="Normal"/>
-    <w:link w:val="BodyTextChar"/>
-    <w:uiPriority w:val="1"/>
-    <w:qFormat/>
-    <w:rsid w:val="0063694C"/>
-    <w:pPr>
-      <w:widowControl w:val="0"/>
-      <w:autoSpaceDE w:val="0"/>
-      <w:autoSpaceDN w:val="0"/>
-    </w:pPr>
-    <w:rPr>
-      <w:rFonts w:eastAsia="Inter" w:cs="Inter"/>
-      <w:color w:val="auto"/>
-      <w:kern w:val="0"/>
-      <w:sz w:val="20"/>
-      <w:szCs w:val="20"/>
-      <w14:ligatures w14:val="none"/>
-    </w:rPr>
-  </w:style>
-  <w:style w:type="character" w:customStyle="1" w:styleId="BodyTextChar">
-    <w:name w:val="Body Text Char"/>
-    <w:basedOn w:val="DefaultParagraphFont"/>
-    <w:link w:val="BodyText"/>
-    <w:uiPriority w:val="1"/>
-    <w:rsid w:val="0063694C"/>
-    <w:rPr>
-      <w:rFonts w:ascii="Inter" w:eastAsia="Inter" w:hAnsi="Inter" w:cs="Inter"/>
-      <w:kern w:val="0"/>
-      <w:sz w:val="20"/>
-      <w:szCs w:val="20"/>
-      <w14:ligatures w14:val="none"/>
-    </w:rPr>
-  </w:style>
-  <w:style w:type="character" w:customStyle="1" w:styleId="CopySmall">
-    <w:name w:val="Copy Small"/>
-    <w:basedOn w:val="DefaultParagraphFont"/>
-    <w:uiPriority w:val="99"/>
-    <w:rsid w:val="0063694C"/>
-    <w:rPr>
-      <w:rFonts w:ascii="Inter" w:hAnsi="Inter" w:cs="Inter"/>
-      <w:outline/>
-      <w:spacing w:val="-2"/>
-      <w:sz w:val="18"/>
-      <w:szCs w:val="18"/>
-    </w:rPr>
-  </w:style>
-  <w:style w:type="character" w:customStyle="1" w:styleId="Footnotes">
-    <w:name w:val="Footnotes"/>
-    <w:basedOn w:val="DefaultParagraphFont"/>
-    <w:uiPriority w:val="99"/>
-    <w:rsid w:val="0063694C"/>
-    <w:rPr>
-      <w:rFonts w:ascii="Inter" w:hAnsi="Inter" w:cs="Inter"/>
-      <w:outline/>
-      <w:spacing w:val="0"/>
-      <w:sz w:val="10"/>
-      <w:szCs w:val="10"/>
-    </w:rPr>
-  </w:style>
-  <w:style w:type="character" w:styleId="Hyperlink">
-    <w:name w:val="Hyperlink"/>
-    <w:basedOn w:val="DefaultParagraphFont"/>
-    <w:uiPriority w:val="99"/>
-    <w:unhideWhenUsed/>
-    <w:rsid w:val="001D12C4"/>
-    <w:rPr>
-      <w:color w:val="009845" w:themeColor="hyperlink"/>
-      <w:u w:val="single"/>
-    </w:rPr>
-  </w:style>
-  <w:style w:type="character" w:styleId="UnresolvedMention">
-    <w:name w:val="Unresolved Mention"/>
-    <w:basedOn w:val="DefaultParagraphFont"/>
-    <w:uiPriority w:val="99"/>
-    <w:semiHidden/>
-    <w:unhideWhenUsed/>
-    <w:rsid w:val="001D12C4"/>
-    <w:rPr>
-      <w:color w:val="605E5C"/>
-      <w:shd w:val="clear" w:color="auto" w:fill="E1DFDD"/>
-    </w:rPr>
-  </w:style>
 </w:styles>
 </file>
--- a/documents/demo-scripts/13_Discovery_Agent_MCP.docx
+++ b/documents/demo-scripts/13_Discovery_Agent_MCP.docx
@@ -1413,7 +1413,7 @@
             </w:pPr>
             <w:r>
               <w:rPr>
-                <w:rFonts w:ascii="Consolas" w:cs="Consolas" w:eastAsia="Consolas" w:hAnsi="Consolas"/>
+                <w:rFonts w:ascii="Inter" w:cs="Inter" w:eastAsia="Inter" w:hAnsi="Inter"/>
                 <w:color w:val="54565A"/>
                 <w:sz w:val="20"/>
                 <w:szCs w:val="20"/>
@@ -2467,7 +2467,7 @@
             </w:pPr>
             <w:r>
               <w:rPr>
-                <w:rFonts w:ascii="Consolas" w:cs="Consolas" w:eastAsia="Consolas" w:hAnsi="Consolas"/>
+                <w:rFonts w:ascii="Inter" w:cs="Inter" w:eastAsia="Inter" w:hAnsi="Inter"/>
                 <w:color w:val="54565A"/>
                 <w:sz w:val="20"/>
                 <w:szCs w:val="20"/>
@@ -2681,7 +2681,7 @@
             </w:pPr>
             <w:r>
               <w:rPr>
-                <w:rFonts w:ascii="Consolas" w:cs="Consolas" w:eastAsia="Consolas" w:hAnsi="Consolas"/>
+                <w:rFonts w:ascii="Inter" w:cs="Inter" w:eastAsia="Inter" w:hAnsi="Inter"/>
                 <w:color w:val="54565A"/>
                 <w:sz w:val="20"/>
                 <w:szCs w:val="20"/>
@@ -2894,7 +2894,7 @@
             </w:pPr>
             <w:r>
               <w:rPr>
-                <w:rFonts w:ascii="Consolas" w:cs="Consolas" w:eastAsia="Consolas" w:hAnsi="Consolas"/>
+                <w:rFonts w:ascii="Inter" w:cs="Inter" w:eastAsia="Inter" w:hAnsi="Inter"/>
                 <w:color w:val="54565A"/>
                 <w:sz w:val="20"/>
                 <w:szCs w:val="20"/>
@@ -3107,7 +3107,7 @@
             </w:pPr>
             <w:r>
               <w:rPr>
-                <w:rFonts w:ascii="Consolas" w:cs="Consolas" w:eastAsia="Consolas" w:hAnsi="Consolas"/>
+                <w:rFonts w:ascii="Inter" w:cs="Inter" w:eastAsia="Inter" w:hAnsi="Inter"/>
                 <w:color w:val="54565A"/>
                 <w:sz w:val="20"/>
                 <w:szCs w:val="20"/>
@@ -3320,7 +3320,7 @@
             </w:pPr>
             <w:r>
               <w:rPr>
-                <w:rFonts w:ascii="Consolas" w:cs="Consolas" w:eastAsia="Consolas" w:hAnsi="Consolas"/>
+                <w:rFonts w:ascii="Inter" w:cs="Inter" w:eastAsia="Inter" w:hAnsi="Inter"/>
                 <w:color w:val="54565A"/>
                 <w:sz w:val="20"/>
                 <w:szCs w:val="20"/>
